--- a/moduli/fabbisogno/theme/modelli_programma/A037-MD003 Progetto Formazione sul campo.docx
+++ b/moduli/fabbisogno/theme/modelli_programma/A037-MD003 Progetto Formazione sul campo.docx
@@ -1,6 +1,6 @@
 
 <file path=word/document.xml><?xml version="1.0" encoding="utf-8"?>
-<w:document xmlns:wpc="http://schemas.microsoft.com/office/word/2010/wordprocessingCanvas" xmlns:cx="http://schemas.microsoft.com/office/drawing/2014/chartex" xmlns:cx1="http://schemas.microsoft.com/office/drawing/2015/9/8/chartex" xmlns:cx2="http://schemas.microsoft.com/office/drawing/2015/10/21/chartex" xmlns:cx3="http://schemas.microsoft.com/office/drawing/2016/5/9/chartex" xmlns:cx4="http://schemas.microsoft.com/office/drawing/2016/5/10/chartex" xmlns:cx5="http://schemas.microsoft.com/office/drawing/2016/5/11/chartex" xmlns:cx6="http://schemas.microsoft.com/office/drawing/2016/5/12/chartex" xmlns:cx7="http://schemas.microsoft.com/office/drawing/2016/5/13/chartex" xmlns:cx8="http://schemas.microsoft.com/office/drawing/2016/5/14/chartex" xmlns:mc="http://schemas.openxmlformats.org/markup-compatibility/2006" xmlns:aink="http://schemas.microsoft.com/office/drawing/2016/ink" xmlns:am3d="http://schemas.microsoft.com/office/drawing/2017/model3d" xmlns:o="urn:schemas-microsoft-com:office:office" xmlns:r="http://schemas.openxmlformats.org/officeDocument/2006/relationships" xmlns:m="http://schemas.openxmlformats.org/officeDocument/2006/math" xmlns:v="urn:schemas-microsoft-com:vml" xmlns:wp14="http://schemas.microsoft.com/office/word/2010/wordprocessingDrawing" xmlns:wp="http://schemas.openxmlformats.org/drawingml/2006/wordprocessingDrawing" xmlns:w10="urn:schemas-microsoft-com:office:word" xmlns:w="http://schemas.openxmlformats.org/wordprocessingml/2006/main" xmlns:w14="http://schemas.microsoft.com/office/word/2010/wordml" xmlns:w15="http://schemas.microsoft.com/office/word/2012/wordml" xmlns:w16cid="http://schemas.microsoft.com/office/word/2016/wordml/cid" xmlns:w16se="http://schemas.microsoft.com/office/word/2015/wordml/symex" xmlns:wpg="http://schemas.microsoft.com/office/word/2010/wordprocessingGroup" xmlns:wpi="http://schemas.microsoft.com/office/word/2010/wordprocessingInk" xmlns:wne="http://schemas.microsoft.com/office/word/2006/wordml" xmlns:wps="http://schemas.microsoft.com/office/word/2010/wordprocessingShape" mc:Ignorable="w14 w15 w16se w16cid wp14">
+<w:document xmlns:wpc="http://schemas.microsoft.com/office/word/2010/wordprocessingCanvas" xmlns:cx="http://schemas.microsoft.com/office/drawing/2014/chartex" xmlns:cx1="http://schemas.microsoft.com/office/drawing/2015/9/8/chartex" xmlns:cx2="http://schemas.microsoft.com/office/drawing/2015/10/21/chartex" xmlns:cx3="http://schemas.microsoft.com/office/drawing/2016/5/9/chartex" xmlns:cx4="http://schemas.microsoft.com/office/drawing/2016/5/10/chartex" xmlns:cx5="http://schemas.microsoft.com/office/drawing/2016/5/11/chartex" xmlns:cx6="http://schemas.microsoft.com/office/drawing/2016/5/12/chartex" xmlns:cx7="http://schemas.microsoft.com/office/drawing/2016/5/13/chartex" xmlns:cx8="http://schemas.microsoft.com/office/drawing/2016/5/14/chartex" xmlns:mc="http://schemas.openxmlformats.org/markup-compatibility/2006" xmlns:aink="http://schemas.microsoft.com/office/drawing/2016/ink" xmlns:am3d="http://schemas.microsoft.com/office/drawing/2017/model3d" xmlns:o="urn:schemas-microsoft-com:office:office" xmlns:oel="http://schemas.microsoft.com/office/2019/extlst" xmlns:r="http://schemas.openxmlformats.org/officeDocument/2006/relationships" xmlns:m="http://schemas.openxmlformats.org/officeDocument/2006/math" xmlns:v="urn:schemas-microsoft-com:vml" xmlns:wp14="http://schemas.microsoft.com/office/word/2010/wordprocessingDrawing" xmlns:wp="http://schemas.openxmlformats.org/drawingml/2006/wordprocessingDrawing" xmlns:w10="urn:schemas-microsoft-com:office:word" xmlns:w="http://schemas.openxmlformats.org/wordprocessingml/2006/main" xmlns:w14="http://schemas.microsoft.com/office/word/2010/wordml" xmlns:w15="http://schemas.microsoft.com/office/word/2012/wordml" xmlns:w16cex="http://schemas.microsoft.com/office/word/2018/wordml/cex" xmlns:w16cid="http://schemas.microsoft.com/office/word/2016/wordml/cid" xmlns:w16="http://schemas.microsoft.com/office/word/2018/wordml" xmlns:w16du="http://schemas.microsoft.com/office/word/2023/wordml/word16du" xmlns:w16sdtdh="http://schemas.microsoft.com/office/word/2020/wordml/sdtdatahash" xmlns:w16sdtfl="http://schemas.microsoft.com/office/word/2024/wordml/sdtformatlock" xmlns:w16se="http://schemas.microsoft.com/office/word/2015/wordml/symex" xmlns:wpg="http://schemas.microsoft.com/office/word/2010/wordprocessingGroup" xmlns:wpi="http://schemas.microsoft.com/office/word/2010/wordprocessingInk" xmlns:wne="http://schemas.microsoft.com/office/word/2006/wordml" xmlns:wps="http://schemas.microsoft.com/office/word/2010/wordprocessingShape" mc:Ignorable="w14 w15 w16se w16cid w16 w16cex w16sdtdh w16sdtfl w16du wp14">
   <w:body>
     <w:tbl>
       <w:tblPr>
@@ -38,7 +38,7 @@
                 <w:noProof/>
               </w:rPr>
               <w:drawing>
-                <wp:inline distT="0" distB="0" distL="0" distR="0">
+                <wp:inline distT="0" distB="0" distL="0" distR="0" wp14:anchorId="7A85C51E" wp14:editId="78E7FD84">
                   <wp:extent cx="1066800" cy="723900"/>
                   <wp:effectExtent l="0" t="0" r="0" b="0"/>
                   <wp:docPr id="1" name="Immagine 9" descr="C:\Users\CStellini\AppData\Local\Microsoft\Windows\Temporary Internet Files\Content.Outlook\IXTASWVV\ATS_Milano.jpg"/>
@@ -940,14 +940,15 @@
     </w:p>
     <w:tbl>
       <w:tblPr>
-        <w:tblW w:w="10042" w:type="dxa"/>
+        <w:tblW w:w="17849" w:type="dxa"/>
         <w:tblInd w:w="-34" w:type="dxa"/>
         <w:tblLayout w:type="fixed"/>
         <w:tblLook w:val="00A0" w:firstRow="1" w:lastRow="0" w:firstColumn="1" w:lastColumn="0" w:noHBand="0" w:noVBand="0"/>
       </w:tblPr>
       <w:tblGrid>
         <w:gridCol w:w="2127"/>
-        <w:gridCol w:w="7915"/>
+        <w:gridCol w:w="3152"/>
+        <w:gridCol w:w="12570"/>
       </w:tblGrid>
       <w:tr>
         <w:tc>
@@ -983,7 +984,7 @@
         </w:tc>
         <w:tc>
           <w:tcPr>
-            <w:tcW w:w="7915" w:type="dxa"/>
+            <w:tcW w:w="3152" w:type="dxa"/>
           </w:tcPr>
           <w:p>
             <w:pPr>
@@ -1008,7 +1009,16 @@
                 <w:szCs w:val="18"/>
                 <w:lang w:val="it-IT" w:eastAsia="it-IT"/>
               </w:rPr>
-              <w:t>Date: dal</w:t>
+              <w:t xml:space="preserve">ID Edizione 1      </w:t>
+            </w:r>
+            <w:r>
+              <w:rPr>
+                <w:rFonts w:ascii="Century Gothic" w:hAnsi="Century Gothic" w:cs="Arial"/>
+                <w:b/>
+                <w:sz w:val="18"/>
+                <w:szCs w:val="18"/>
+              </w:rPr>
+              <w:t>________________</w:t>
             </w:r>
             <w:r>
               <w:rPr>
@@ -1017,16 +1027,38 @@
                 <w:szCs w:val="18"/>
                 <w:lang w:val="it-IT" w:eastAsia="it-IT"/>
               </w:rPr>
-              <w:t xml:space="preserve"> _______________ al </w:t>
-            </w:r>
-            <w:r>
+              <w:t xml:space="preserve">       </w:t>
+            </w:r>
+          </w:p>
+        </w:tc>
+        <w:tc>
+          <w:tcPr>
+            <w:tcW w:w="12570" w:type="dxa"/>
+          </w:tcPr>
+          <w:p>
+            <w:pPr>
+              <w:pStyle w:val="Intestazione"/>
+              <w:tabs>
+                <w:tab w:val="clear" w:pos="4819"/>
+                <w:tab w:val="clear" w:pos="9638"/>
+              </w:tabs>
+              <w:spacing w:before="40"/>
+              <w:jc w:val="both"/>
               <w:rPr>
                 <w:rFonts w:ascii="Century Gothic" w:hAnsi="Century Gothic" w:cs="Helvetica"/>
                 <w:sz w:val="18"/>
                 <w:szCs w:val="18"/>
                 <w:lang w:val="it-IT" w:eastAsia="it-IT"/>
               </w:rPr>
-              <w:t>_______________</w:t>
+            </w:pPr>
+            <w:r>
+              <w:rPr>
+                <w:rFonts w:ascii="Century Gothic" w:hAnsi="Century Gothic" w:cs="Helvetica"/>
+                <w:sz w:val="18"/>
+                <w:szCs w:val="18"/>
+                <w:lang w:val="it-IT" w:eastAsia="it-IT"/>
+              </w:rPr>
+              <w:t>Date: dal _______________ al _______________</w:t>
             </w:r>
             <w:r>
               <w:rPr>
@@ -1075,7 +1107,7 @@
         </w:tc>
         <w:tc>
           <w:tcPr>
-            <w:tcW w:w="7915" w:type="dxa"/>
+            <w:tcW w:w="3152" w:type="dxa"/>
             <w:shd w:val="clear" w:color="auto" w:fill="FFFFFF"/>
           </w:tcPr>
           <w:p>
@@ -1101,17 +1133,40 @@
                 <w:szCs w:val="18"/>
                 <w:lang w:val="it-IT" w:eastAsia="it-IT"/>
               </w:rPr>
-              <w:t xml:space="preserve">Date: </w:t>
-            </w:r>
-            <w:r>
+              <w:t xml:space="preserve">ID Edizione […]  </w:t>
+            </w:r>
+            <w:r>
+              <w:rPr>
+                <w:rFonts w:ascii="Century Gothic" w:hAnsi="Century Gothic" w:cs="Arial"/>
+                <w:b/>
+                <w:sz w:val="18"/>
+                <w:szCs w:val="18"/>
+              </w:rPr>
+              <w:t>________________</w:t>
+            </w:r>
+          </w:p>
+        </w:tc>
+        <w:tc>
+          <w:tcPr>
+            <w:tcW w:w="12570" w:type="dxa"/>
+            <w:shd w:val="clear" w:color="auto" w:fill="FFFFFF"/>
+          </w:tcPr>
+          <w:p>
+            <w:pPr>
+              <w:pStyle w:val="Intestazione"/>
+              <w:tabs>
+                <w:tab w:val="clear" w:pos="4819"/>
+                <w:tab w:val="clear" w:pos="9638"/>
+              </w:tabs>
+              <w:spacing w:before="40"/>
+              <w:jc w:val="both"/>
               <w:rPr>
                 <w:rFonts w:ascii="Century Gothic" w:hAnsi="Century Gothic" w:cs="Helvetica"/>
                 <w:sz w:val="18"/>
                 <w:szCs w:val="18"/>
                 <w:lang w:val="it-IT" w:eastAsia="it-IT"/>
               </w:rPr>
-              <w:t xml:space="preserve">dal _______________ al </w:t>
-            </w:r>
+            </w:pPr>
             <w:r>
               <w:rPr>
                 <w:rFonts w:ascii="Century Gothic" w:hAnsi="Century Gothic" w:cs="Helvetica"/>
@@ -1119,7 +1174,7 @@
                 <w:szCs w:val="18"/>
                 <w:lang w:val="it-IT" w:eastAsia="it-IT"/>
               </w:rPr>
-              <w:t>_______________</w:t>
+              <w:t>Date: dal _______________ al _______________</w:t>
             </w:r>
           </w:p>
         </w:tc>
@@ -2093,16 +2148,6 @@
         </w:rPr>
         <w:t>(indicare solo nel caso in cui l’evento rientri in una delle tematiche sotto elencate):</w:t>
       </w:r>
-      <w:r>
-        <w:rPr>
-          <w:rFonts w:ascii="Century Gothic" w:hAnsi="Century Gothic" w:cs="Arial"/>
-          <w:bCs/>
-          <w:color w:val="339966"/>
-          <w:sz w:val="18"/>
-          <w:szCs w:val="18"/>
-        </w:rPr>
-        <w:t xml:space="preserve"> </w:t>
-      </w:r>
     </w:p>
     <w:p>
       <w:pPr>
@@ -2187,15 +2232,26 @@
           <w:sz w:val="18"/>
           <w:szCs w:val="18"/>
         </w:rPr>
-        <w:t xml:space="preserve"> </w:t>
-      </w:r>
-      <w:r>
-        <w:rPr>
-          <w:rFonts w:ascii="Century Gothic" w:hAnsi="Century Gothic"/>
-          <w:sz w:val="18"/>
-          <w:szCs w:val="18"/>
-        </w:rPr>
-        <w:t>Nuova modalità di presa in carico dei pazienti cronici e fragili</w:t>
+        <w:t>Reti di prossimità: nuove modalità di presa in carico dei pazienti cronici e fragili e azioni a potenziamento della</w:t>
+      </w:r>
+    </w:p>
+    <w:p>
+      <w:pPr>
+        <w:ind w:right="-144"/>
+        <w:jc w:val="both"/>
+        <w:rPr>
+          <w:rFonts w:ascii="Century Gothic" w:hAnsi="Century Gothic"/>
+          <w:sz w:val="18"/>
+          <w:szCs w:val="18"/>
+        </w:rPr>
+      </w:pPr>
+      <w:r>
+        <w:rPr>
+          <w:rFonts w:ascii="Century Gothic" w:hAnsi="Century Gothic"/>
+          <w:sz w:val="18"/>
+          <w:szCs w:val="18"/>
+        </w:rPr>
+        <w:t>medicina generale.</w:t>
       </w:r>
     </w:p>
     <w:p>
@@ -2271,15 +2327,7 @@
           <w:sz w:val="18"/>
           <w:szCs w:val="18"/>
         </w:rPr>
-        <w:t xml:space="preserve"> </w:t>
-      </w:r>
-      <w:r>
-        <w:rPr>
-          <w:rFonts w:ascii="Century Gothic" w:hAnsi="Century Gothic"/>
-          <w:sz w:val="18"/>
-          <w:szCs w:val="18"/>
-        </w:rPr>
-        <w:t>Sviluppo del SSL attraverso l'implementazione della telemedicina</w:t>
+        <w:t>Tutela della salute e sicurezza del lavoratore</w:t>
       </w:r>
     </w:p>
     <w:p>
@@ -2355,20 +2403,31 @@
           <w:sz w:val="18"/>
           <w:szCs w:val="18"/>
         </w:rPr>
-        <w:t xml:space="preserve"> </w:t>
-      </w:r>
-      <w:r>
-        <w:rPr>
-          <w:rFonts w:ascii="Century Gothic" w:hAnsi="Century Gothic"/>
-          <w:sz w:val="18"/>
-          <w:szCs w:val="18"/>
-        </w:rPr>
-        <w:t>Tutela della salute e sicurezza del lavoratore</w:t>
-      </w:r>
-    </w:p>
-    <w:p>
-      <w:pPr>
-        <w:ind w:left="284" w:right="-144" w:hanging="284"/>
+        <w:t>Approccio one health: promozione di stili di vita e ambienti favorevoli alla salute, prevenzione dei fattori di rischio</w:t>
+      </w:r>
+    </w:p>
+    <w:p>
+      <w:pPr>
+        <w:ind w:right="-144"/>
+        <w:jc w:val="both"/>
+        <w:rPr>
+          <w:rFonts w:ascii="Century Gothic" w:hAnsi="Century Gothic"/>
+          <w:sz w:val="18"/>
+          <w:szCs w:val="18"/>
+        </w:rPr>
+      </w:pPr>
+      <w:r>
+        <w:rPr>
+          <w:rFonts w:ascii="Century Gothic" w:hAnsi="Century Gothic"/>
+          <w:sz w:val="18"/>
+          <w:szCs w:val="18"/>
+        </w:rPr>
+        <w:t>comportamentali delle malattie cronico degenerative e delle dipendenze.</w:t>
+      </w:r>
+    </w:p>
+    <w:p>
+      <w:pPr>
+        <w:ind w:right="-144"/>
         <w:jc w:val="both"/>
         <w:rPr>
           <w:rFonts w:ascii="Century Gothic" w:hAnsi="Century Gothic"/>
@@ -2431,7 +2490,15 @@
           <w:sz w:val="18"/>
           <w:szCs w:val="18"/>
         </w:rPr>
-        <w:t xml:space="preserve">  Promozione di stili di vita e ambienti favorevoli alla salute, prevenzione dei fattori di rischio comportamentali delle malattie cronico degenerative, dipendenze</w:t>
+        <w:t xml:space="preserve"> </w:t>
+      </w:r>
+      <w:r>
+        <w:rPr>
+          <w:rFonts w:ascii="Century Gothic" w:hAnsi="Century Gothic"/>
+          <w:sz w:val="18"/>
+          <w:szCs w:val="18"/>
+        </w:rPr>
+        <w:t>Azioni formative a sostegno delle capacità relazionali.</w:t>
       </w:r>
     </w:p>
     <w:p>
@@ -2499,12 +2566,20 @@
           <w:sz w:val="18"/>
           <w:szCs w:val="18"/>
         </w:rPr>
-        <w:t xml:space="preserve">  Strumenti per la sanità digitale</w:t>
-      </w:r>
-    </w:p>
-    <w:p>
-      <w:pPr>
-        <w:ind w:left="284" w:right="-144" w:hanging="284"/>
+        <w:t xml:space="preserve"> </w:t>
+      </w:r>
+      <w:r>
+        <w:rPr>
+          <w:rFonts w:ascii="Century Gothic" w:hAnsi="Century Gothic"/>
+          <w:sz w:val="18"/>
+          <w:szCs w:val="18"/>
+        </w:rPr>
+        <w:t>Applicazione ai percorsi formativi ECM-CPD di metodologie per la misurazione delle ricadute organizzative</w:t>
+      </w:r>
+    </w:p>
+    <w:p>
+      <w:pPr>
+        <w:ind w:right="-144"/>
         <w:jc w:val="both"/>
         <w:rPr>
           <w:rFonts w:ascii="Century Gothic" w:hAnsi="Century Gothic"/>
@@ -2575,11 +2650,12 @@
           <w:sz w:val="18"/>
           <w:szCs w:val="18"/>
         </w:rPr>
-        <w:t>Applicazione del Decreto del Ministero della Salute 2 aprile 2015, n. 70 “Regolamento recante definizione degli standard qualitativi, strutturali, tecnologici e quantitativi relativi all’assistenza ospedaliera"</w:t>
-      </w:r>
-    </w:p>
-    <w:p>
-      <w:pPr>
+        <w:t>Nuovi paradigmi dell’area emergenza urgenza per Regione Lombardia.</w:t>
+      </w:r>
+    </w:p>
+    <w:p>
+      <w:pPr>
+        <w:jc w:val="right"/>
         <w:rPr>
           <w:rFonts w:ascii="Century Gothic" w:hAnsi="Century Gothic" w:cs="Arial"/>
           <w:b/>
@@ -2599,9 +2675,7 @@
           <w:szCs w:val="16"/>
         </w:rPr>
       </w:pPr>
-    </w:p>
-    <w:p>
-      <w:pPr>
+      <w:r>
         <w:rPr>
           <w:rFonts w:ascii="Century Gothic" w:hAnsi="Century Gothic" w:cs="Arial"/>
           <w:b/>
@@ -2609,6 +2683,19 @@
           <w:sz w:val="16"/>
           <w:szCs w:val="16"/>
         </w:rPr>
+        <w:br w:type="page"/>
+      </w:r>
+    </w:p>
+    <w:p>
+      <w:pPr>
+        <w:jc w:val="right"/>
+        <w:rPr>
+          <w:rFonts w:ascii="Century Gothic" w:hAnsi="Century Gothic" w:cs="Arial"/>
+          <w:b/>
+          <w:bCs/>
+          <w:sz w:val="16"/>
+          <w:szCs w:val="16"/>
+        </w:rPr>
       </w:pPr>
     </w:p>
     <w:p>
@@ -2696,7 +2783,6 @@
           <w:sz w:val="18"/>
           <w:szCs w:val="18"/>
         </w:rPr>
-        <w:lastRenderedPageBreak/>
         <w:fldChar w:fldCharType="begin">
           <w:ffData>
             <w:name w:val="Controllo2"/>
@@ -2749,15 +2835,7 @@
           <w:sz w:val="18"/>
           <w:szCs w:val="18"/>
         </w:rPr>
-        <w:t>Fe</w:t>
-      </w:r>
-      <w:r>
-        <w:rPr>
-          <w:rFonts w:ascii="Century Gothic" w:hAnsi="Century Gothic"/>
-          <w:sz w:val="18"/>
-          <w:szCs w:val="18"/>
-        </w:rPr>
-        <w:t>rtilità (associabile obiettivo ECM n. 20)</w:t>
+        <w:t>Fertilità (associabile obiettivo ECM n. 20)</w:t>
       </w:r>
     </w:p>
     <w:p>
@@ -2893,7 +2971,7 @@
           <w:sz w:val="18"/>
           <w:szCs w:val="18"/>
         </w:rPr>
-        <w:t xml:space="preserve"> Responsabilità professionale (associabile obiettivo ECM n. 6)</w:t>
+        <w:t xml:space="preserve"> Gestione delle situazioni che generano violenza nei confronti dell’operatore sanitario (associabile obiettivo ECM n. 20 – 32 – 33)</w:t>
       </w:r>
     </w:p>
     <w:p>
@@ -2961,7 +3039,7 @@
           <w:sz w:val="18"/>
           <w:szCs w:val="18"/>
         </w:rPr>
-        <w:t xml:space="preserve"> Gestione delle situazioni che generano violenza nei confronti dell’operatore sanitario (associabile obiettivo ECM n. 20 – 32 – 33)</w:t>
+        <w:t xml:space="preserve"> Antimicrobico-resistenza (associabile obiettivo ECM n. 20 – 32 – 33)</w:t>
       </w:r>
     </w:p>
     <w:p>
@@ -3029,7 +3107,7 @@
           <w:sz w:val="18"/>
           <w:szCs w:val="18"/>
         </w:rPr>
-        <w:t xml:space="preserve"> Antimicrobico-resistenza (associabile obiettivo ECM n. 20 – 32 – 33)</w:t>
+        <w:t xml:space="preserve"> L’infezione da Coronavirus 2019 nCoV (associabile obiettivo ECM n. 20 – 32 – 33)</w:t>
       </w:r>
     </w:p>
     <w:p>
@@ -3097,7 +3175,7 @@
           <w:sz w:val="18"/>
           <w:szCs w:val="18"/>
         </w:rPr>
-        <w:t xml:space="preserve"> Utilizzo della cannabis terapeutica nelle pratiche di gestione del dolore (associabile obiettivo ECM n. 21)</w:t>
+        <w:t xml:space="preserve"> La medicina di genere (associabile obiettivo ECM n. 20 – 32 – 33)</w:t>
       </w:r>
     </w:p>
     <w:p>
@@ -3165,25 +3243,7 @@
           <w:sz w:val="18"/>
           <w:szCs w:val="18"/>
         </w:rPr>
-        <w:t xml:space="preserve"> L’infezione da Coronavirus 2019 </w:t>
-      </w:r>
-      <w:proofErr w:type="spellStart"/>
-      <w:r>
-        <w:rPr>
-          <w:rFonts w:ascii="Century Gothic" w:hAnsi="Century Gothic"/>
-          <w:sz w:val="18"/>
-          <w:szCs w:val="18"/>
-        </w:rPr>
-        <w:t>nCoV</w:t>
-      </w:r>
-      <w:proofErr w:type="spellEnd"/>
-      <w:r>
-        <w:rPr>
-          <w:rFonts w:ascii="Century Gothic" w:hAnsi="Century Gothic"/>
-          <w:sz w:val="18"/>
-          <w:szCs w:val="18"/>
-        </w:rPr>
-        <w:t xml:space="preserve"> (associabile obiettivo ECM n. 20 – 32 – 33)</w:t>
+        <w:t xml:space="preserve"> Sanità digitale (associabile obiettivo ECM n. 20 – 32 – 33)</w:t>
       </w:r>
     </w:p>
     <w:p>
@@ -3251,98 +3311,31 @@
           <w:sz w:val="18"/>
           <w:szCs w:val="18"/>
         </w:rPr>
-        <w:t xml:space="preserve"> </w:t>
-      </w:r>
-      <w:r>
-        <w:rPr>
-          <w:rFonts w:ascii="Century Gothic" w:hAnsi="Century Gothic"/>
-          <w:sz w:val="18"/>
-        </w:rPr>
-        <w:t>L</w:t>
-      </w:r>
-      <w:r>
-        <w:rPr>
-          <w:rFonts w:ascii="Century Gothic" w:hAnsi="Century Gothic"/>
-          <w:sz w:val="18"/>
-          <w:szCs w:val="18"/>
-        </w:rPr>
-        <w:t>a medicina di genere (associabile obiettivo ECM n. 20 – 32 – 33)</w:t>
-      </w:r>
-    </w:p>
-    <w:p>
-      <w:pPr>
-        <w:rPr>
-          <w:rFonts w:ascii="Century Gothic" w:hAnsi="Century Gothic" w:cs="Arial"/>
-          <w:b/>
-          <w:bCs/>
-          <w:sz w:val="16"/>
-          <w:szCs w:val="16"/>
-        </w:rPr>
-      </w:pPr>
-    </w:p>
-    <w:p>
-      <w:pPr>
-        <w:rPr>
-          <w:rFonts w:ascii="Century Gothic" w:hAnsi="Century Gothic" w:cs="Arial"/>
-          <w:b/>
-          <w:bCs/>
-          <w:sz w:val="16"/>
-          <w:szCs w:val="16"/>
-        </w:rPr>
-      </w:pPr>
-    </w:p>
-    <w:p>
-      <w:pPr>
-        <w:ind w:right="-144"/>
-        <w:rPr>
-          <w:rFonts w:ascii="Century Gothic" w:hAnsi="Century Gothic" w:cs="Arial"/>
-          <w:b/>
-          <w:bCs/>
-          <w:color w:val="339966"/>
-          <w:sz w:val="18"/>
-          <w:szCs w:val="18"/>
-          <w:u w:val="single"/>
-        </w:rPr>
-      </w:pPr>
-      <w:r>
-        <w:rPr>
-          <w:rFonts w:ascii="Century Gothic" w:hAnsi="Century Gothic" w:cs="Arial"/>
-          <w:b/>
-          <w:bCs/>
-          <w:color w:val="339966"/>
-          <w:sz w:val="18"/>
-          <w:szCs w:val="18"/>
-          <w:u w:val="single"/>
-        </w:rPr>
-        <w:t>METODOLOGIA</w:t>
-      </w:r>
-      <w:r>
-        <w:rPr>
-          <w:rFonts w:ascii="Century Gothic" w:hAnsi="Century Gothic" w:cs="Arial"/>
-          <w:b/>
-          <w:bCs/>
-          <w:color w:val="339966"/>
-          <w:sz w:val="18"/>
-          <w:szCs w:val="18"/>
-          <w:u w:val="single"/>
-        </w:rPr>
-        <w:t xml:space="preserve"> DIDATTICA:</w:t>
-      </w:r>
-    </w:p>
-    <w:p>
-      <w:pPr>
-        <w:ind w:right="-144"/>
-        <w:rPr>
-          <w:rFonts w:ascii="Century Gothic" w:hAnsi="Century Gothic" w:cs="Arial"/>
-          <w:bCs/>
-          <w:color w:val="339966"/>
-          <w:sz w:val="8"/>
-          <w:szCs w:val="8"/>
-        </w:rPr>
-      </w:pPr>
-    </w:p>
-    <w:p>
-      <w:pPr>
+        <w:t xml:space="preserve"> Piano strategico operativo nazionale di preparazione e risposta a una pandemia influenzale (PanFlu 2021 – 2023). Aspetti scientifici, tecnico-operativi, </w:t>
+      </w:r>
+      <w:proofErr w:type="spellStart"/>
+      <w:r>
+        <w:rPr>
+          <w:rFonts w:ascii="Century Gothic" w:hAnsi="Century Gothic"/>
+          <w:sz w:val="18"/>
+          <w:szCs w:val="18"/>
+        </w:rPr>
+        <w:t>giuridiconormativi</w:t>
+      </w:r>
+      <w:proofErr w:type="spellEnd"/>
+      <w:r>
+        <w:rPr>
+          <w:rFonts w:ascii="Century Gothic" w:hAnsi="Century Gothic"/>
+          <w:sz w:val="18"/>
+          <w:szCs w:val="18"/>
+        </w:rPr>
+        <w:t xml:space="preserve"> e di gestione delle emergenze (associabile obiettivo ECM n. 20)</w:t>
+      </w:r>
+    </w:p>
+    <w:p>
+      <w:pPr>
+        <w:ind w:left="284" w:right="-144" w:hanging="284"/>
+        <w:jc w:val="both"/>
         <w:rPr>
           <w:rFonts w:ascii="Century Gothic" w:hAnsi="Century Gothic"/>
           <w:sz w:val="18"/>
@@ -3404,11 +3397,13 @@
           <w:sz w:val="18"/>
           <w:szCs w:val="18"/>
         </w:rPr>
-        <w:t xml:space="preserve">  Lezione / Discussione</w:t>
-      </w:r>
-    </w:p>
-    <w:p>
-      <w:pPr>
+        <w:t xml:space="preserve"> Regolamento recante la definizione di modelli e standard per lo sviluppo dell’assistenza territoriale nel Servizio sanitario nazionale (associabile obiettivo ECM n. 20 – 32 – 33)</w:t>
+      </w:r>
+    </w:p>
+    <w:p>
+      <w:pPr>
+        <w:ind w:left="284" w:right="-144" w:hanging="284"/>
+        <w:jc w:val="both"/>
         <w:rPr>
           <w:rFonts w:ascii="Century Gothic" w:hAnsi="Century Gothic"/>
           <w:sz w:val="18"/>
@@ -3470,11 +3465,13 @@
           <w:sz w:val="18"/>
           <w:szCs w:val="18"/>
         </w:rPr>
-        <w:t xml:space="preserve">  Dimostrazione</w:t>
-      </w:r>
-    </w:p>
-    <w:p>
-      <w:pPr>
+        <w:t xml:space="preserve"> Formazione in infezioni ospedaliere (associabile obiettivo ECM n. 20 – 32 – 33)</w:t>
+      </w:r>
+    </w:p>
+    <w:p>
+      <w:pPr>
+        <w:ind w:left="284" w:right="-144" w:hanging="284"/>
+        <w:jc w:val="both"/>
         <w:rPr>
           <w:rFonts w:ascii="Century Gothic" w:hAnsi="Century Gothic"/>
           <w:sz w:val="18"/>
@@ -3536,11 +3533,31 @@
           <w:sz w:val="18"/>
           <w:szCs w:val="18"/>
         </w:rPr>
-        <w:t xml:space="preserve">  Lavoro in piccolo gruppo</w:t>
-      </w:r>
-    </w:p>
-    <w:p>
-      <w:pPr>
+        <w:t xml:space="preserve"> Health Technology </w:t>
+      </w:r>
+      <w:proofErr w:type="spellStart"/>
+      <w:r>
+        <w:rPr>
+          <w:rFonts w:ascii="Century Gothic" w:hAnsi="Century Gothic"/>
+          <w:sz w:val="18"/>
+          <w:szCs w:val="18"/>
+        </w:rPr>
+        <w:t>Assessment</w:t>
+      </w:r>
+      <w:proofErr w:type="spellEnd"/>
+      <w:r>
+        <w:rPr>
+          <w:rFonts w:ascii="Century Gothic" w:hAnsi="Century Gothic"/>
+          <w:sz w:val="18"/>
+          <w:szCs w:val="18"/>
+        </w:rPr>
+        <w:t xml:space="preserve"> – HTA (associabile obiettivo ECM n. 20 – 29 – 32 – 33)</w:t>
+      </w:r>
+    </w:p>
+    <w:p>
+      <w:pPr>
+        <w:ind w:left="284" w:right="-144" w:hanging="284"/>
+        <w:jc w:val="both"/>
         <w:rPr>
           <w:rFonts w:ascii="Century Gothic" w:hAnsi="Century Gothic"/>
           <w:sz w:val="18"/>
@@ -3602,8 +3619,98 @@
           <w:sz w:val="18"/>
           <w:szCs w:val="18"/>
         </w:rPr>
-        <w:t xml:space="preserve">  Analisi di casi</w:t>
-      </w:r>
+        <w:t xml:space="preserve">Formazione sull’uso improprio del </w:t>
+      </w:r>
+      <w:proofErr w:type="spellStart"/>
+      <w:r>
+        <w:rPr>
+          <w:rFonts w:ascii="Century Gothic" w:hAnsi="Century Gothic"/>
+          <w:sz w:val="18"/>
+          <w:szCs w:val="18"/>
+        </w:rPr>
+        <w:t>Fentanyl</w:t>
+      </w:r>
+      <w:proofErr w:type="spellEnd"/>
+      <w:r>
+        <w:rPr>
+          <w:rFonts w:ascii="Century Gothic" w:hAnsi="Century Gothic"/>
+          <w:sz w:val="18"/>
+          <w:szCs w:val="18"/>
+        </w:rPr>
+        <w:t xml:space="preserve"> e di altri oppioidi sintetici (associabile obiettivo ECM n. 20 – 25 – 32 – 33)</w:t>
+      </w:r>
+    </w:p>
+    <w:p>
+      <w:pPr>
+        <w:rPr>
+          <w:rFonts w:ascii="Century Gothic" w:hAnsi="Century Gothic" w:cs="Arial"/>
+          <w:b/>
+          <w:bCs/>
+          <w:sz w:val="16"/>
+          <w:szCs w:val="16"/>
+        </w:rPr>
+      </w:pPr>
+    </w:p>
+    <w:p>
+      <w:pPr>
+        <w:rPr>
+          <w:rFonts w:ascii="Century Gothic" w:hAnsi="Century Gothic" w:cs="Arial"/>
+          <w:b/>
+          <w:bCs/>
+          <w:sz w:val="16"/>
+          <w:szCs w:val="16"/>
+        </w:rPr>
+      </w:pPr>
+    </w:p>
+    <w:p>
+      <w:pPr>
+        <w:ind w:right="-144"/>
+        <w:rPr>
+          <w:rFonts w:ascii="Century Gothic" w:hAnsi="Century Gothic" w:cs="Arial"/>
+          <w:b/>
+          <w:bCs/>
+          <w:color w:val="339966"/>
+          <w:sz w:val="18"/>
+          <w:szCs w:val="18"/>
+          <w:u w:val="single"/>
+        </w:rPr>
+      </w:pPr>
+      <w:r>
+        <w:rPr>
+          <w:rFonts w:ascii="Century Gothic" w:hAnsi="Century Gothic" w:cs="Arial"/>
+          <w:b/>
+          <w:bCs/>
+          <w:color w:val="339966"/>
+          <w:sz w:val="18"/>
+          <w:szCs w:val="18"/>
+          <w:u w:val="single"/>
+        </w:rPr>
+        <w:t>METODOLOGIA</w:t>
+      </w:r>
+      <w:r>
+        <w:rPr>
+          <w:rFonts w:ascii="Century Gothic" w:hAnsi="Century Gothic" w:cs="Arial"/>
+          <w:b/>
+          <w:bCs/>
+          <w:color w:val="339966"/>
+          <w:sz w:val="18"/>
+          <w:szCs w:val="18"/>
+          <w:u w:val="single"/>
+        </w:rPr>
+        <w:t xml:space="preserve"> DIDATTICA:</w:t>
+      </w:r>
+    </w:p>
+    <w:p>
+      <w:pPr>
+        <w:ind w:right="-144"/>
+        <w:rPr>
+          <w:rFonts w:ascii="Century Gothic" w:hAnsi="Century Gothic" w:cs="Arial"/>
+          <w:bCs/>
+          <w:color w:val="339966"/>
+          <w:sz w:val="8"/>
+          <w:szCs w:val="8"/>
+        </w:rPr>
+      </w:pPr>
     </w:p>
     <w:p>
       <w:pPr>
@@ -3668,41 +3775,15 @@
           <w:sz w:val="18"/>
           <w:szCs w:val="18"/>
         </w:rPr>
-        <w:t xml:space="preserve">  </w:t>
-      </w:r>
-      <w:proofErr w:type="spellStart"/>
-      <w:r>
-        <w:rPr>
-          <w:rFonts w:ascii="Century Gothic" w:hAnsi="Century Gothic"/>
-          <w:sz w:val="18"/>
-          <w:szCs w:val="18"/>
-        </w:rPr>
-        <w:t>Role</w:t>
-      </w:r>
-      <w:proofErr w:type="spellEnd"/>
-      <w:r>
-        <w:rPr>
-          <w:rFonts w:ascii="Century Gothic" w:hAnsi="Century Gothic"/>
-          <w:sz w:val="18"/>
-          <w:szCs w:val="18"/>
-        </w:rPr>
-        <w:t xml:space="preserve"> </w:t>
-      </w:r>
-      <w:proofErr w:type="spellStart"/>
-      <w:r>
-        <w:rPr>
-          <w:rFonts w:ascii="Century Gothic" w:hAnsi="Century Gothic"/>
-          <w:sz w:val="18"/>
-          <w:szCs w:val="18"/>
-        </w:rPr>
-        <w:t>Playing</w:t>
-      </w:r>
-      <w:proofErr w:type="spellEnd"/>
-    </w:p>
-    <w:p>
-      <w:pPr>
-        <w:rPr>
-          <w:lang w:eastAsia="x-none"/>
+        <w:t xml:space="preserve">  Lezione / Discussione</w:t>
+      </w:r>
+    </w:p>
+    <w:p>
+      <w:pPr>
+        <w:rPr>
+          <w:rFonts w:ascii="Century Gothic" w:hAnsi="Century Gothic"/>
+          <w:sz w:val="18"/>
+          <w:szCs w:val="18"/>
         </w:rPr>
       </w:pPr>
       <w:r>
@@ -3760,6 +3841,286 @@
           <w:sz w:val="18"/>
           <w:szCs w:val="18"/>
         </w:rPr>
+        <w:t xml:space="preserve">  Dimostrazione</w:t>
+      </w:r>
+    </w:p>
+    <w:p>
+      <w:pPr>
+        <w:rPr>
+          <w:rFonts w:ascii="Century Gothic" w:hAnsi="Century Gothic"/>
+          <w:sz w:val="18"/>
+          <w:szCs w:val="18"/>
+        </w:rPr>
+      </w:pPr>
+      <w:r>
+        <w:rPr>
+          <w:rFonts w:ascii="Century Gothic" w:hAnsi="Century Gothic"/>
+          <w:sz w:val="18"/>
+          <w:szCs w:val="18"/>
+        </w:rPr>
+        <w:fldChar w:fldCharType="begin">
+          <w:ffData>
+            <w:name w:val="Controllo2"/>
+            <w:enabled/>
+            <w:calcOnExit w:val="0"/>
+            <w:checkBox>
+              <w:sizeAuto/>
+              <w:default w:val="0"/>
+            </w:checkBox>
+          </w:ffData>
+        </w:fldChar>
+      </w:r>
+      <w:r>
+        <w:rPr>
+          <w:rFonts w:ascii="Century Gothic" w:hAnsi="Century Gothic"/>
+          <w:sz w:val="18"/>
+          <w:szCs w:val="18"/>
+        </w:rPr>
+        <w:instrText xml:space="preserve"> FORMCHECKBOX </w:instrText>
+      </w:r>
+      <w:r>
+        <w:rPr>
+          <w:rFonts w:ascii="Century Gothic" w:hAnsi="Century Gothic"/>
+          <w:sz w:val="18"/>
+          <w:szCs w:val="18"/>
+        </w:rPr>
+      </w:r>
+      <w:r>
+        <w:rPr>
+          <w:rFonts w:ascii="Century Gothic" w:hAnsi="Century Gothic"/>
+          <w:sz w:val="18"/>
+          <w:szCs w:val="18"/>
+        </w:rPr>
+        <w:fldChar w:fldCharType="separate"/>
+      </w:r>
+      <w:r>
+        <w:rPr>
+          <w:rFonts w:ascii="Century Gothic" w:hAnsi="Century Gothic"/>
+          <w:sz w:val="18"/>
+          <w:szCs w:val="18"/>
+        </w:rPr>
+        <w:fldChar w:fldCharType="end"/>
+      </w:r>
+      <w:r>
+        <w:rPr>
+          <w:rFonts w:ascii="Century Gothic" w:hAnsi="Century Gothic"/>
+          <w:sz w:val="18"/>
+          <w:szCs w:val="18"/>
+        </w:rPr>
+        <w:t xml:space="preserve">  Lavoro in piccolo gruppo</w:t>
+      </w:r>
+    </w:p>
+    <w:p>
+      <w:pPr>
+        <w:rPr>
+          <w:rFonts w:ascii="Century Gothic" w:hAnsi="Century Gothic"/>
+          <w:sz w:val="18"/>
+          <w:szCs w:val="18"/>
+        </w:rPr>
+      </w:pPr>
+      <w:r>
+        <w:rPr>
+          <w:rFonts w:ascii="Century Gothic" w:hAnsi="Century Gothic"/>
+          <w:sz w:val="18"/>
+          <w:szCs w:val="18"/>
+        </w:rPr>
+        <w:fldChar w:fldCharType="begin">
+          <w:ffData>
+            <w:name w:val="Controllo2"/>
+            <w:enabled/>
+            <w:calcOnExit w:val="0"/>
+            <w:checkBox>
+              <w:sizeAuto/>
+              <w:default w:val="0"/>
+            </w:checkBox>
+          </w:ffData>
+        </w:fldChar>
+      </w:r>
+      <w:r>
+        <w:rPr>
+          <w:rFonts w:ascii="Century Gothic" w:hAnsi="Century Gothic"/>
+          <w:sz w:val="18"/>
+          <w:szCs w:val="18"/>
+        </w:rPr>
+        <w:instrText xml:space="preserve"> FORMCHECKBOX </w:instrText>
+      </w:r>
+      <w:r>
+        <w:rPr>
+          <w:rFonts w:ascii="Century Gothic" w:hAnsi="Century Gothic"/>
+          <w:sz w:val="18"/>
+          <w:szCs w:val="18"/>
+        </w:rPr>
+      </w:r>
+      <w:r>
+        <w:rPr>
+          <w:rFonts w:ascii="Century Gothic" w:hAnsi="Century Gothic"/>
+          <w:sz w:val="18"/>
+          <w:szCs w:val="18"/>
+        </w:rPr>
+        <w:fldChar w:fldCharType="separate"/>
+      </w:r>
+      <w:r>
+        <w:rPr>
+          <w:rFonts w:ascii="Century Gothic" w:hAnsi="Century Gothic"/>
+          <w:sz w:val="18"/>
+          <w:szCs w:val="18"/>
+        </w:rPr>
+        <w:fldChar w:fldCharType="end"/>
+      </w:r>
+      <w:r>
+        <w:rPr>
+          <w:rFonts w:ascii="Century Gothic" w:hAnsi="Century Gothic"/>
+          <w:sz w:val="18"/>
+          <w:szCs w:val="18"/>
+        </w:rPr>
+        <w:t xml:space="preserve">  Analisi di casi</w:t>
+      </w:r>
+    </w:p>
+    <w:p>
+      <w:pPr>
+        <w:rPr>
+          <w:rFonts w:ascii="Century Gothic" w:hAnsi="Century Gothic"/>
+          <w:sz w:val="18"/>
+          <w:szCs w:val="18"/>
+        </w:rPr>
+      </w:pPr>
+      <w:r>
+        <w:rPr>
+          <w:rFonts w:ascii="Century Gothic" w:hAnsi="Century Gothic"/>
+          <w:sz w:val="18"/>
+          <w:szCs w:val="18"/>
+        </w:rPr>
+        <w:fldChar w:fldCharType="begin">
+          <w:ffData>
+            <w:name w:val="Controllo2"/>
+            <w:enabled/>
+            <w:calcOnExit w:val="0"/>
+            <w:checkBox>
+              <w:sizeAuto/>
+              <w:default w:val="0"/>
+            </w:checkBox>
+          </w:ffData>
+        </w:fldChar>
+      </w:r>
+      <w:r>
+        <w:rPr>
+          <w:rFonts w:ascii="Century Gothic" w:hAnsi="Century Gothic"/>
+          <w:sz w:val="18"/>
+          <w:szCs w:val="18"/>
+        </w:rPr>
+        <w:instrText xml:space="preserve"> FORMCHECKBOX </w:instrText>
+      </w:r>
+      <w:r>
+        <w:rPr>
+          <w:rFonts w:ascii="Century Gothic" w:hAnsi="Century Gothic"/>
+          <w:sz w:val="18"/>
+          <w:szCs w:val="18"/>
+        </w:rPr>
+      </w:r>
+      <w:r>
+        <w:rPr>
+          <w:rFonts w:ascii="Century Gothic" w:hAnsi="Century Gothic"/>
+          <w:sz w:val="18"/>
+          <w:szCs w:val="18"/>
+        </w:rPr>
+        <w:fldChar w:fldCharType="separate"/>
+      </w:r>
+      <w:r>
+        <w:rPr>
+          <w:rFonts w:ascii="Century Gothic" w:hAnsi="Century Gothic"/>
+          <w:sz w:val="18"/>
+          <w:szCs w:val="18"/>
+        </w:rPr>
+        <w:fldChar w:fldCharType="end"/>
+      </w:r>
+      <w:r>
+        <w:rPr>
+          <w:rFonts w:ascii="Century Gothic" w:hAnsi="Century Gothic"/>
+          <w:sz w:val="18"/>
+          <w:szCs w:val="18"/>
+        </w:rPr>
+        <w:t xml:space="preserve">  </w:t>
+      </w:r>
+      <w:proofErr w:type="spellStart"/>
+      <w:r>
+        <w:rPr>
+          <w:rFonts w:ascii="Century Gothic" w:hAnsi="Century Gothic"/>
+          <w:sz w:val="18"/>
+          <w:szCs w:val="18"/>
+        </w:rPr>
+        <w:t>Role</w:t>
+      </w:r>
+      <w:proofErr w:type="spellEnd"/>
+      <w:r>
+        <w:rPr>
+          <w:rFonts w:ascii="Century Gothic" w:hAnsi="Century Gothic"/>
+          <w:sz w:val="18"/>
+          <w:szCs w:val="18"/>
+        </w:rPr>
+        <w:t xml:space="preserve"> Playing</w:t>
+      </w:r>
+    </w:p>
+    <w:p>
+      <w:pPr>
+        <w:rPr>
+          <w:lang w:eastAsia="x-none"/>
+        </w:rPr>
+      </w:pPr>
+      <w:r>
+        <w:rPr>
+          <w:rFonts w:ascii="Century Gothic" w:hAnsi="Century Gothic"/>
+          <w:sz w:val="18"/>
+          <w:szCs w:val="18"/>
+        </w:rPr>
+        <w:fldChar w:fldCharType="begin">
+          <w:ffData>
+            <w:name w:val="Controllo2"/>
+            <w:enabled/>
+            <w:calcOnExit w:val="0"/>
+            <w:checkBox>
+              <w:sizeAuto/>
+              <w:default w:val="0"/>
+            </w:checkBox>
+          </w:ffData>
+        </w:fldChar>
+      </w:r>
+      <w:r>
+        <w:rPr>
+          <w:rFonts w:ascii="Century Gothic" w:hAnsi="Century Gothic"/>
+          <w:sz w:val="18"/>
+          <w:szCs w:val="18"/>
+        </w:rPr>
+        <w:instrText xml:space="preserve"> FORMCHECKBOX </w:instrText>
+      </w:r>
+      <w:r>
+        <w:rPr>
+          <w:rFonts w:ascii="Century Gothic" w:hAnsi="Century Gothic"/>
+          <w:sz w:val="18"/>
+          <w:szCs w:val="18"/>
+        </w:rPr>
+      </w:r>
+      <w:r>
+        <w:rPr>
+          <w:rFonts w:ascii="Century Gothic" w:hAnsi="Century Gothic"/>
+          <w:sz w:val="18"/>
+          <w:szCs w:val="18"/>
+        </w:rPr>
+        <w:fldChar w:fldCharType="separate"/>
+      </w:r>
+      <w:r>
+        <w:rPr>
+          <w:rFonts w:ascii="Century Gothic" w:hAnsi="Century Gothic"/>
+          <w:sz w:val="18"/>
+          <w:szCs w:val="18"/>
+        </w:rPr>
+        <w:fldChar w:fldCharType="end"/>
+      </w:r>
+      <w:r>
+        <w:rPr>
+          <w:rFonts w:ascii="Century Gothic" w:hAnsi="Century Gothic"/>
+          <w:sz w:val="18"/>
+          <w:szCs w:val="18"/>
+        </w:rPr>
         <w:t xml:space="preserve">  Journal club</w:t>
       </w:r>
     </w:p>
@@ -3845,9 +4206,17 @@
           <w:szCs w:val="18"/>
           <w:u w:val="single"/>
         </w:rPr>
-        <w:t xml:space="preserve">EVENTO </w:t>
-      </w:r>
-      <w:proofErr w:type="gramStart"/>
+        <w:t>EVENTO SPONSORIZZATO:</w:t>
+      </w:r>
+      <w:r>
+        <w:rPr>
+          <w:rFonts w:ascii="Century Gothic" w:hAnsi="Century Gothic"/>
+          <w:color w:val="339966"/>
+          <w:sz w:val="18"/>
+          <w:szCs w:val="18"/>
+        </w:rPr>
+        <w:t xml:space="preserve"> </w:t>
+      </w:r>
       <w:r>
         <w:rPr>
           <w:rFonts w:ascii="Century Gothic" w:hAnsi="Century Gothic"/>
@@ -3855,30 +4224,9 @@
           <w:color w:val="339966"/>
           <w:sz w:val="18"/>
           <w:szCs w:val="18"/>
-          <w:u w:val="single"/>
-        </w:rPr>
-        <w:t>SPONSORIZZATO:</w:t>
-      </w:r>
-      <w:r>
-        <w:rPr>
-          <w:rFonts w:ascii="Century Gothic" w:hAnsi="Century Gothic"/>
-          <w:color w:val="339966"/>
-          <w:sz w:val="18"/>
-          <w:szCs w:val="18"/>
-        </w:rPr>
-        <w:t xml:space="preserve"> </w:t>
-      </w:r>
-      <w:r>
-        <w:rPr>
-          <w:rFonts w:ascii="Century Gothic" w:hAnsi="Century Gothic"/>
-          <w:b/>
-          <w:color w:val="339966"/>
-          <w:sz w:val="18"/>
-          <w:szCs w:val="18"/>
         </w:rPr>
         <w:t xml:space="preserve">  </w:t>
       </w:r>
-      <w:proofErr w:type="gramEnd"/>
       <w:r>
         <w:rPr>
           <w:rFonts w:ascii="Century Gothic" w:hAnsi="Century Gothic" w:cs="Helvetica"/>
@@ -5317,29 +5665,7 @@
         </w:rPr>
         <w:t>www.ats-milano.it</w:t>
       </w:r>
-    </w:p>
-    <w:p>
-      <w:pPr>
-        <w:rPr>
-          <w:rFonts w:ascii="Century Gothic" w:hAnsi="Century Gothic" w:cs="Arial"/>
-          <w:b/>
-          <w:bCs/>
-          <w:sz w:val="16"/>
-          <w:szCs w:val="16"/>
-        </w:rPr>
-      </w:pPr>
       <w:bookmarkStart w:id="1" w:name="OLE_LINK2"/>
-    </w:p>
-    <w:p>
-      <w:pPr>
-        <w:rPr>
-          <w:rFonts w:ascii="Century Gothic" w:hAnsi="Century Gothic" w:cs="Arial"/>
-          <w:b/>
-          <w:bCs/>
-          <w:sz w:val="16"/>
-          <w:szCs w:val="16"/>
-        </w:rPr>
-      </w:pPr>
     </w:p>
     <w:p>
       <w:pPr>
@@ -5935,7 +6261,6 @@
           <w:sz w:val="18"/>
           <w:szCs w:val="18"/>
         </w:rPr>
-        <w:lastRenderedPageBreak/>
         <w:t xml:space="preserve">Terza giornata: </w:t>
       </w:r>
       <w:r>
@@ -6419,17 +6744,6 @@
       <w:pPr>
         <w:rPr>
           <w:rFonts w:ascii="Century Gothic" w:hAnsi="Century Gothic" w:cs="Arial"/>
-          <w:b/>
-          <w:bCs/>
-          <w:sz w:val="16"/>
-          <w:szCs w:val="16"/>
-        </w:rPr>
-      </w:pPr>
-    </w:p>
-    <w:p>
-      <w:pPr>
-        <w:rPr>
-          <w:rFonts w:ascii="Century Gothic" w:hAnsi="Century Gothic" w:cs="Arial"/>
           <w:bCs/>
           <w:sz w:val="18"/>
           <w:szCs w:val="18"/>
@@ -6465,17 +6779,6 @@
         </w:rPr>
         <w:t>_____________________________</w:t>
       </w:r>
-    </w:p>
-    <w:p>
-      <w:pPr>
-        <w:rPr>
-          <w:rFonts w:ascii="Century Gothic" w:hAnsi="Century Gothic" w:cs="Arial"/>
-          <w:b/>
-          <w:bCs/>
-          <w:sz w:val="16"/>
-          <w:szCs w:val="16"/>
-        </w:rPr>
-      </w:pPr>
     </w:p>
     <w:p>
       <w:pPr>
@@ -7198,7 +7501,7 @@
     </w:p>
     <w:p>
       <w:pPr>
-        <w:ind w:right="-144"/>
+        <w:ind w:left="284" w:right="-144"/>
         <w:rPr>
           <w:rFonts w:ascii="Century Gothic" w:hAnsi="Century Gothic"/>
           <w:sz w:val="18"/>
@@ -7273,7 +7576,7 @@
     </w:p>
     <w:p>
       <w:pPr>
-        <w:ind w:firstLine="180"/>
+        <w:ind w:left="284" w:firstLine="180"/>
         <w:rPr>
           <w:rFonts w:ascii="Century Gothic" w:hAnsi="Century Gothic" w:cs="Arial"/>
           <w:b/>
@@ -7285,7 +7588,7 @@
     </w:p>
     <w:p>
       <w:pPr>
-        <w:ind w:right="-144"/>
+        <w:ind w:left="284" w:right="-144"/>
         <w:rPr>
           <w:rFonts w:ascii="Century Gothic" w:hAnsi="Century Gothic"/>
           <w:sz w:val="18"/>
@@ -7378,7 +7681,7 @@
     </w:p>
     <w:p>
       <w:pPr>
-        <w:ind w:right="-144"/>
+        <w:ind w:left="284" w:right="-144"/>
         <w:rPr>
           <w:rFonts w:ascii="Century Gothic" w:hAnsi="Century Gothic"/>
           <w:sz w:val="8"/>
@@ -7388,7 +7691,7 @@
     </w:p>
     <w:p>
       <w:pPr>
-        <w:ind w:right="-144"/>
+        <w:ind w:left="284" w:right="-144"/>
         <w:rPr>
           <w:rFonts w:ascii="Century Gothic" w:hAnsi="Century Gothic"/>
           <w:sz w:val="18"/>
@@ -7471,6 +7774,1284 @@
     </w:p>
     <w:p>
       <w:pPr>
+        <w:ind w:right="-144"/>
+        <w:rPr>
+          <w:rFonts w:ascii="Century Gothic" w:hAnsi="Century Gothic"/>
+          <w:sz w:val="18"/>
+          <w:szCs w:val="18"/>
+        </w:rPr>
+      </w:pPr>
+    </w:p>
+    <w:tbl>
+      <w:tblPr>
+        <w:tblStyle w:val="Grigliatabella"/>
+        <w:tblW w:w="0" w:type="auto"/>
+        <w:tblLook w:val="04A0" w:firstRow="1" w:lastRow="0" w:firstColumn="1" w:lastColumn="0" w:noHBand="0" w:noVBand="1"/>
+      </w:tblPr>
+      <w:tblGrid>
+        <w:gridCol w:w="9771"/>
+      </w:tblGrid>
+      <w:tr>
+        <w:tc>
+          <w:tcPr>
+            <w:tcW w:w="9771" w:type="dxa"/>
+          </w:tcPr>
+          <w:p>
+            <w:pPr>
+              <w:rPr>
+                <w:rFonts w:ascii="Century Gothic" w:hAnsi="Century Gothic" w:cs="Calibri"/>
+                <w:bCs/>
+                <w:smallCaps/>
+                <w:sz w:val="8"/>
+                <w:szCs w:val="8"/>
+                <w:highlight w:val="yellow"/>
+              </w:rPr>
+            </w:pPr>
+            <w:bookmarkStart w:id="4" w:name="_Hlk94007359"/>
+          </w:p>
+          <w:p>
+            <w:pPr>
+              <w:rPr>
+                <w:rFonts w:ascii="Century Gothic" w:eastAsia="SimSun" w:hAnsi="Century Gothic" w:cs="Calibri"/>
+                <w:sz w:val="18"/>
+                <w:szCs w:val="18"/>
+              </w:rPr>
+            </w:pPr>
+            <w:r>
+              <w:rPr>
+                <w:rFonts w:ascii="Century Gothic" w:hAnsi="Century Gothic" w:cs="Arial"/>
+                <w:b/>
+                <w:bCs/>
+                <w:color w:val="339966"/>
+                <w:sz w:val="18"/>
+                <w:szCs w:val="18"/>
+                <w:u w:val="single"/>
+              </w:rPr>
+              <w:t>VALUTAZIONE RICADUTE</w:t>
+            </w:r>
+            <w:r>
+              <w:rPr>
+                <w:rFonts w:ascii="Century Gothic" w:eastAsia="SimSun" w:hAnsi="Century Gothic" w:cs="Calibri"/>
+                <w:sz w:val="18"/>
+                <w:szCs w:val="18"/>
+              </w:rPr>
+              <w:t xml:space="preserve"> </w:t>
+            </w:r>
+            <w:r>
+              <w:rPr>
+                <w:rFonts w:ascii="Century Gothic" w:hAnsi="Century Gothic"/>
+                <w:sz w:val="18"/>
+                <w:szCs w:val="18"/>
+              </w:rPr>
+              <w:t>SÌ</w:t>
+            </w:r>
+            <w:r>
+              <w:rPr>
+                <w:rFonts w:ascii="Century Gothic" w:hAnsi="Century Gothic" w:cs="Helvetica"/>
+                <w:sz w:val="18"/>
+                <w:szCs w:val="18"/>
+              </w:rPr>
+              <w:t xml:space="preserve">  </w:t>
+            </w:r>
+            <w:r>
+              <w:rPr>
+                <w:rFonts w:ascii="Century Gothic" w:hAnsi="Century Gothic"/>
+                <w:sz w:val="18"/>
+                <w:szCs w:val="18"/>
+              </w:rPr>
+              <w:fldChar w:fldCharType="begin">
+                <w:ffData>
+                  <w:name w:val="Controllo2"/>
+                  <w:enabled/>
+                  <w:calcOnExit w:val="0"/>
+                  <w:checkBox>
+                    <w:sizeAuto/>
+                    <w:default w:val="0"/>
+                  </w:checkBox>
+                </w:ffData>
+              </w:fldChar>
+            </w:r>
+            <w:r>
+              <w:rPr>
+                <w:rFonts w:ascii="Century Gothic" w:hAnsi="Century Gothic"/>
+                <w:sz w:val="18"/>
+                <w:szCs w:val="18"/>
+              </w:rPr>
+              <w:instrText xml:space="preserve"> FORMCHECKBOX </w:instrText>
+            </w:r>
+            <w:r>
+              <w:rPr>
+                <w:rFonts w:ascii="Century Gothic" w:hAnsi="Century Gothic"/>
+                <w:sz w:val="18"/>
+                <w:szCs w:val="18"/>
+              </w:rPr>
+            </w:r>
+            <w:r>
+              <w:rPr>
+                <w:rFonts w:ascii="Century Gothic" w:hAnsi="Century Gothic"/>
+                <w:sz w:val="18"/>
+                <w:szCs w:val="18"/>
+              </w:rPr>
+              <w:fldChar w:fldCharType="separate"/>
+            </w:r>
+            <w:r>
+              <w:rPr>
+                <w:rFonts w:ascii="Century Gothic" w:hAnsi="Century Gothic"/>
+                <w:sz w:val="18"/>
+                <w:szCs w:val="18"/>
+              </w:rPr>
+              <w:fldChar w:fldCharType="end"/>
+            </w:r>
+            <w:r>
+              <w:rPr>
+                <w:rFonts w:ascii="Century Gothic" w:hAnsi="Century Gothic"/>
+                <w:sz w:val="18"/>
+                <w:szCs w:val="18"/>
+              </w:rPr>
+              <w:t xml:space="preserve">      </w:t>
+            </w:r>
+            <w:r>
+              <w:rPr>
+                <w:rFonts w:ascii="Century Gothic" w:hAnsi="Century Gothic" w:cs="Helvetica"/>
+                <w:sz w:val="18"/>
+                <w:szCs w:val="18"/>
+              </w:rPr>
+              <w:t xml:space="preserve">NO  </w:t>
+            </w:r>
+            <w:r>
+              <w:rPr>
+                <w:rFonts w:ascii="Century Gothic" w:hAnsi="Century Gothic"/>
+                <w:sz w:val="18"/>
+                <w:szCs w:val="18"/>
+              </w:rPr>
+              <w:fldChar w:fldCharType="begin">
+                <w:ffData>
+                  <w:name w:val="Controllo2"/>
+                  <w:enabled/>
+                  <w:calcOnExit w:val="0"/>
+                  <w:checkBox>
+                    <w:sizeAuto/>
+                    <w:default w:val="0"/>
+                  </w:checkBox>
+                </w:ffData>
+              </w:fldChar>
+            </w:r>
+            <w:r>
+              <w:rPr>
+                <w:rFonts w:ascii="Century Gothic" w:hAnsi="Century Gothic"/>
+                <w:sz w:val="18"/>
+                <w:szCs w:val="18"/>
+              </w:rPr>
+              <w:instrText xml:space="preserve"> FORMCHECKBOX </w:instrText>
+            </w:r>
+            <w:r>
+              <w:rPr>
+                <w:rFonts w:ascii="Century Gothic" w:hAnsi="Century Gothic"/>
+                <w:sz w:val="18"/>
+                <w:szCs w:val="18"/>
+              </w:rPr>
+            </w:r>
+            <w:r>
+              <w:rPr>
+                <w:rFonts w:ascii="Century Gothic" w:hAnsi="Century Gothic"/>
+                <w:sz w:val="18"/>
+                <w:szCs w:val="18"/>
+              </w:rPr>
+              <w:fldChar w:fldCharType="separate"/>
+            </w:r>
+            <w:r>
+              <w:rPr>
+                <w:rFonts w:ascii="Century Gothic" w:hAnsi="Century Gothic"/>
+                <w:sz w:val="18"/>
+                <w:szCs w:val="18"/>
+              </w:rPr>
+              <w:fldChar w:fldCharType="end"/>
+            </w:r>
+          </w:p>
+          <w:p>
+            <w:pPr>
+              <w:autoSpaceDE w:val="0"/>
+              <w:autoSpaceDN w:val="0"/>
+              <w:adjustRightInd w:val="0"/>
+              <w:rPr>
+                <w:color w:val="000000"/>
+                <w:sz w:val="16"/>
+                <w:szCs w:val="16"/>
+              </w:rPr>
+            </w:pPr>
+          </w:p>
+          <w:p>
+            <w:pPr>
+              <w:autoSpaceDE w:val="0"/>
+              <w:autoSpaceDN w:val="0"/>
+              <w:adjustRightInd w:val="0"/>
+              <w:rPr>
+                <w:rFonts w:ascii="Century Gothic" w:eastAsia="SimSun" w:hAnsi="Century Gothic" w:cs="Calibri"/>
+                <w:sz w:val="18"/>
+                <w:szCs w:val="18"/>
+              </w:rPr>
+            </w:pPr>
+            <w:r>
+              <w:rPr>
+                <w:rFonts w:ascii="Century Gothic" w:hAnsi="Century Gothic" w:cs="Calibri"/>
+                <w:bCs/>
+                <w:smallCaps/>
+                <w:sz w:val="18"/>
+                <w:szCs w:val="18"/>
+              </w:rPr>
+              <w:fldChar w:fldCharType="begin">
+                <w:ffData>
+                  <w:name w:val="Controllo2"/>
+                  <w:enabled/>
+                  <w:calcOnExit w:val="0"/>
+                  <w:checkBox>
+                    <w:sizeAuto/>
+                    <w:default w:val="0"/>
+                  </w:checkBox>
+                </w:ffData>
+              </w:fldChar>
+            </w:r>
+            <w:r>
+              <w:rPr>
+                <w:rFonts w:ascii="Century Gothic" w:hAnsi="Century Gothic" w:cs="Calibri"/>
+                <w:bCs/>
+                <w:smallCaps/>
+                <w:sz w:val="18"/>
+                <w:szCs w:val="18"/>
+              </w:rPr>
+              <w:instrText xml:space="preserve"> FORMCHECKBOX </w:instrText>
+            </w:r>
+            <w:r>
+              <w:rPr>
+                <w:rFonts w:ascii="Century Gothic" w:hAnsi="Century Gothic" w:cs="Calibri"/>
+                <w:bCs/>
+                <w:smallCaps/>
+                <w:sz w:val="18"/>
+                <w:szCs w:val="18"/>
+              </w:rPr>
+            </w:r>
+            <w:r>
+              <w:rPr>
+                <w:rFonts w:ascii="Century Gothic" w:hAnsi="Century Gothic" w:cs="Calibri"/>
+                <w:bCs/>
+                <w:smallCaps/>
+                <w:sz w:val="18"/>
+                <w:szCs w:val="18"/>
+              </w:rPr>
+              <w:fldChar w:fldCharType="separate"/>
+            </w:r>
+            <w:r>
+              <w:rPr>
+                <w:rFonts w:ascii="Century Gothic" w:hAnsi="Century Gothic" w:cs="Calibri"/>
+                <w:bCs/>
+                <w:smallCaps/>
+                <w:sz w:val="18"/>
+                <w:szCs w:val="18"/>
+              </w:rPr>
+              <w:fldChar w:fldCharType="end"/>
+            </w:r>
+            <w:r>
+              <w:rPr>
+                <w:rFonts w:ascii="Century Gothic" w:hAnsi="Century Gothic" w:cs="Calibri"/>
+                <w:bCs/>
+                <w:smallCaps/>
+                <w:sz w:val="18"/>
+                <w:szCs w:val="18"/>
+              </w:rPr>
+              <w:t xml:space="preserve"> </w:t>
+            </w:r>
+            <w:r>
+              <w:rPr>
+                <w:rFonts w:ascii="Century Gothic" w:eastAsia="SimSun" w:hAnsi="Century Gothic" w:cs="Calibri"/>
+                <w:sz w:val="18"/>
+                <w:szCs w:val="18"/>
+              </w:rPr>
+              <w:t>Ricaduta organizzativa:</w:t>
+            </w:r>
+          </w:p>
+          <w:p>
+            <w:pPr>
+              <w:autoSpaceDE w:val="0"/>
+              <w:autoSpaceDN w:val="0"/>
+              <w:adjustRightInd w:val="0"/>
+              <w:ind w:left="701"/>
+              <w:rPr>
+                <w:rFonts w:ascii="Century Gothic" w:eastAsia="SimSun" w:hAnsi="Century Gothic" w:cs="Calibri"/>
+                <w:sz w:val="18"/>
+                <w:szCs w:val="18"/>
+              </w:rPr>
+            </w:pPr>
+            <w:r>
+              <w:rPr>
+                <w:rFonts w:ascii="Century Gothic" w:hAnsi="Century Gothic" w:cs="Calibri"/>
+                <w:bCs/>
+                <w:smallCaps/>
+                <w:sz w:val="18"/>
+                <w:szCs w:val="18"/>
+              </w:rPr>
+              <w:fldChar w:fldCharType="begin">
+                <w:ffData>
+                  <w:name w:val="Controllo2"/>
+                  <w:enabled/>
+                  <w:calcOnExit w:val="0"/>
+                  <w:checkBox>
+                    <w:sizeAuto/>
+                    <w:default w:val="0"/>
+                  </w:checkBox>
+                </w:ffData>
+              </w:fldChar>
+            </w:r>
+            <w:r>
+              <w:rPr>
+                <w:rFonts w:ascii="Century Gothic" w:hAnsi="Century Gothic" w:cs="Calibri"/>
+                <w:bCs/>
+                <w:smallCaps/>
+                <w:sz w:val="18"/>
+                <w:szCs w:val="18"/>
+              </w:rPr>
+              <w:instrText xml:space="preserve"> FORMCHECKBOX </w:instrText>
+            </w:r>
+            <w:r>
+              <w:rPr>
+                <w:rFonts w:ascii="Century Gothic" w:hAnsi="Century Gothic" w:cs="Calibri"/>
+                <w:bCs/>
+                <w:smallCaps/>
+                <w:sz w:val="18"/>
+                <w:szCs w:val="18"/>
+              </w:rPr>
+            </w:r>
+            <w:r>
+              <w:rPr>
+                <w:rFonts w:ascii="Century Gothic" w:hAnsi="Century Gothic" w:cs="Calibri"/>
+                <w:bCs/>
+                <w:smallCaps/>
+                <w:sz w:val="18"/>
+                <w:szCs w:val="18"/>
+              </w:rPr>
+              <w:fldChar w:fldCharType="separate"/>
+            </w:r>
+            <w:r>
+              <w:rPr>
+                <w:rFonts w:ascii="Century Gothic" w:hAnsi="Century Gothic" w:cs="Calibri"/>
+                <w:bCs/>
+                <w:smallCaps/>
+                <w:sz w:val="18"/>
+                <w:szCs w:val="18"/>
+              </w:rPr>
+              <w:fldChar w:fldCharType="end"/>
+            </w:r>
+            <w:r>
+              <w:rPr>
+                <w:rFonts w:ascii="Century Gothic" w:eastAsia="SimSun" w:hAnsi="Century Gothic" w:cs="Calibri"/>
+                <w:sz w:val="18"/>
+                <w:szCs w:val="18"/>
+              </w:rPr>
+              <w:t>Comportamento clinico/assistenziale e/o relazionale osservabile</w:t>
+            </w:r>
+          </w:p>
+          <w:p>
+            <w:pPr>
+              <w:autoSpaceDE w:val="0"/>
+              <w:autoSpaceDN w:val="0"/>
+              <w:adjustRightInd w:val="0"/>
+              <w:ind w:left="701"/>
+              <w:rPr>
+                <w:rFonts w:ascii="Century Gothic" w:eastAsia="SimSun" w:hAnsi="Century Gothic" w:cs="Calibri"/>
+                <w:sz w:val="18"/>
+                <w:szCs w:val="18"/>
+              </w:rPr>
+            </w:pPr>
+            <w:r>
+              <w:rPr>
+                <w:rFonts w:ascii="Century Gothic" w:hAnsi="Century Gothic" w:cs="Calibri"/>
+                <w:bCs/>
+                <w:smallCaps/>
+                <w:sz w:val="18"/>
+                <w:szCs w:val="18"/>
+              </w:rPr>
+              <w:fldChar w:fldCharType="begin">
+                <w:ffData>
+                  <w:name w:val="Controllo2"/>
+                  <w:enabled/>
+                  <w:calcOnExit w:val="0"/>
+                  <w:checkBox>
+                    <w:sizeAuto/>
+                    <w:default w:val="0"/>
+                  </w:checkBox>
+                </w:ffData>
+              </w:fldChar>
+            </w:r>
+            <w:r>
+              <w:rPr>
+                <w:rFonts w:ascii="Century Gothic" w:hAnsi="Century Gothic" w:cs="Calibri"/>
+                <w:bCs/>
+                <w:smallCaps/>
+                <w:sz w:val="18"/>
+                <w:szCs w:val="18"/>
+              </w:rPr>
+              <w:instrText xml:space="preserve"> FORMCHECKBOX </w:instrText>
+            </w:r>
+            <w:r>
+              <w:rPr>
+                <w:rFonts w:ascii="Century Gothic" w:hAnsi="Century Gothic" w:cs="Calibri"/>
+                <w:bCs/>
+                <w:smallCaps/>
+                <w:sz w:val="18"/>
+                <w:szCs w:val="18"/>
+              </w:rPr>
+            </w:r>
+            <w:r>
+              <w:rPr>
+                <w:rFonts w:ascii="Century Gothic" w:hAnsi="Century Gothic" w:cs="Calibri"/>
+                <w:bCs/>
+                <w:smallCaps/>
+                <w:sz w:val="18"/>
+                <w:szCs w:val="18"/>
+              </w:rPr>
+              <w:fldChar w:fldCharType="separate"/>
+            </w:r>
+            <w:r>
+              <w:rPr>
+                <w:rFonts w:ascii="Century Gothic" w:hAnsi="Century Gothic" w:cs="Calibri"/>
+                <w:bCs/>
+                <w:smallCaps/>
+                <w:sz w:val="18"/>
+                <w:szCs w:val="18"/>
+              </w:rPr>
+              <w:fldChar w:fldCharType="end"/>
+            </w:r>
+            <w:r>
+              <w:rPr>
+                <w:rFonts w:ascii="Century Gothic" w:eastAsia="SimSun" w:hAnsi="Century Gothic" w:cs="Calibri"/>
+                <w:sz w:val="18"/>
+                <w:szCs w:val="18"/>
+              </w:rPr>
+              <w:t>Comportamento organizzativo di team osservabile</w:t>
+            </w:r>
+          </w:p>
+          <w:p>
+            <w:pPr>
+              <w:autoSpaceDE w:val="0"/>
+              <w:autoSpaceDN w:val="0"/>
+              <w:adjustRightInd w:val="0"/>
+              <w:ind w:left="984" w:hanging="283"/>
+              <w:rPr>
+                <w:rFonts w:ascii="Century Gothic" w:hAnsi="Century Gothic" w:cs="Calibri"/>
+                <w:bCs/>
+                <w:smallCaps/>
+                <w:sz w:val="18"/>
+                <w:szCs w:val="18"/>
+              </w:rPr>
+            </w:pPr>
+            <w:r>
+              <w:rPr>
+                <w:rFonts w:ascii="Century Gothic" w:hAnsi="Century Gothic" w:cs="Calibri"/>
+                <w:bCs/>
+                <w:smallCaps/>
+                <w:sz w:val="18"/>
+                <w:szCs w:val="18"/>
+              </w:rPr>
+              <w:fldChar w:fldCharType="begin">
+                <w:ffData>
+                  <w:name w:val="Controllo2"/>
+                  <w:enabled/>
+                  <w:calcOnExit w:val="0"/>
+                  <w:checkBox>
+                    <w:sizeAuto/>
+                    <w:default w:val="0"/>
+                  </w:checkBox>
+                </w:ffData>
+              </w:fldChar>
+            </w:r>
+            <w:r>
+              <w:rPr>
+                <w:rFonts w:ascii="Century Gothic" w:hAnsi="Century Gothic" w:cs="Calibri"/>
+                <w:bCs/>
+                <w:smallCaps/>
+                <w:sz w:val="18"/>
+                <w:szCs w:val="18"/>
+              </w:rPr>
+              <w:instrText xml:space="preserve"> FORMCHECKBOX </w:instrText>
+            </w:r>
+            <w:r>
+              <w:rPr>
+                <w:rFonts w:ascii="Century Gothic" w:hAnsi="Century Gothic" w:cs="Calibri"/>
+                <w:bCs/>
+                <w:smallCaps/>
+                <w:sz w:val="18"/>
+                <w:szCs w:val="18"/>
+              </w:rPr>
+            </w:r>
+            <w:r>
+              <w:rPr>
+                <w:rFonts w:ascii="Century Gothic" w:hAnsi="Century Gothic" w:cs="Calibri"/>
+                <w:bCs/>
+                <w:smallCaps/>
+                <w:sz w:val="18"/>
+                <w:szCs w:val="18"/>
+              </w:rPr>
+              <w:fldChar w:fldCharType="separate"/>
+            </w:r>
+            <w:r>
+              <w:rPr>
+                <w:rFonts w:ascii="Century Gothic" w:hAnsi="Century Gothic" w:cs="Calibri"/>
+                <w:bCs/>
+                <w:smallCaps/>
+                <w:sz w:val="18"/>
+                <w:szCs w:val="18"/>
+              </w:rPr>
+              <w:fldChar w:fldCharType="end"/>
+            </w:r>
+            <w:r>
+              <w:rPr>
+                <w:rFonts w:ascii="Century Gothic" w:hAnsi="Century Gothic" w:cs="Calibri"/>
+                <w:bCs/>
+                <w:smallCaps/>
+                <w:sz w:val="18"/>
+                <w:szCs w:val="18"/>
+              </w:rPr>
+              <w:t>I</w:t>
+            </w:r>
+            <w:r>
+              <w:rPr>
+                <w:rFonts w:ascii="Century Gothic" w:eastAsia="SimSun" w:hAnsi="Century Gothic" w:cs="Calibri"/>
+                <w:sz w:val="18"/>
+                <w:szCs w:val="18"/>
+              </w:rPr>
+              <w:t>mplementazione di protocolli e procedure cogenti previsti da normativa interna o esterna all’azienda</w:t>
+            </w:r>
+          </w:p>
+          <w:p>
+            <w:pPr>
+              <w:autoSpaceDE w:val="0"/>
+              <w:autoSpaceDN w:val="0"/>
+              <w:adjustRightInd w:val="0"/>
+              <w:ind w:left="984" w:hanging="283"/>
+              <w:rPr>
+                <w:rFonts w:ascii="Century Gothic" w:eastAsia="SimSun" w:hAnsi="Century Gothic" w:cs="Calibri"/>
+                <w:sz w:val="18"/>
+                <w:szCs w:val="18"/>
+              </w:rPr>
+            </w:pPr>
+            <w:r>
+              <w:rPr>
+                <w:rFonts w:ascii="Century Gothic" w:hAnsi="Century Gothic" w:cs="Calibri"/>
+                <w:bCs/>
+                <w:smallCaps/>
+                <w:sz w:val="18"/>
+                <w:szCs w:val="18"/>
+              </w:rPr>
+              <w:fldChar w:fldCharType="begin">
+                <w:ffData>
+                  <w:name w:val="Controllo2"/>
+                  <w:enabled/>
+                  <w:calcOnExit w:val="0"/>
+                  <w:checkBox>
+                    <w:sizeAuto/>
+                    <w:default w:val="0"/>
+                  </w:checkBox>
+                </w:ffData>
+              </w:fldChar>
+            </w:r>
+            <w:r>
+              <w:rPr>
+                <w:rFonts w:ascii="Century Gothic" w:hAnsi="Century Gothic" w:cs="Calibri"/>
+                <w:bCs/>
+                <w:smallCaps/>
+                <w:sz w:val="18"/>
+                <w:szCs w:val="18"/>
+              </w:rPr>
+              <w:instrText xml:space="preserve"> FORMCHECKBOX </w:instrText>
+            </w:r>
+            <w:r>
+              <w:rPr>
+                <w:rFonts w:ascii="Century Gothic" w:hAnsi="Century Gothic" w:cs="Calibri"/>
+                <w:bCs/>
+                <w:smallCaps/>
+                <w:sz w:val="18"/>
+                <w:szCs w:val="18"/>
+              </w:rPr>
+            </w:r>
+            <w:r>
+              <w:rPr>
+                <w:rFonts w:ascii="Century Gothic" w:hAnsi="Century Gothic" w:cs="Calibri"/>
+                <w:bCs/>
+                <w:smallCaps/>
+                <w:sz w:val="18"/>
+                <w:szCs w:val="18"/>
+              </w:rPr>
+              <w:fldChar w:fldCharType="separate"/>
+            </w:r>
+            <w:r>
+              <w:rPr>
+                <w:rFonts w:ascii="Century Gothic" w:hAnsi="Century Gothic" w:cs="Calibri"/>
+                <w:bCs/>
+                <w:smallCaps/>
+                <w:sz w:val="18"/>
+                <w:szCs w:val="18"/>
+              </w:rPr>
+              <w:fldChar w:fldCharType="end"/>
+            </w:r>
+            <w:r>
+              <w:rPr>
+                <w:rFonts w:ascii="Century Gothic" w:eastAsia="SimSun" w:hAnsi="Century Gothic" w:cs="Calibri"/>
+                <w:sz w:val="18"/>
+                <w:szCs w:val="18"/>
+              </w:rPr>
+              <w:t>Riduzione di effetti indesiderati in fase di progettazione</w:t>
+            </w:r>
+          </w:p>
+          <w:p>
+            <w:pPr>
+              <w:autoSpaceDE w:val="0"/>
+              <w:autoSpaceDN w:val="0"/>
+              <w:adjustRightInd w:val="0"/>
+              <w:ind w:left="984" w:hanging="283"/>
+              <w:rPr>
+                <w:rFonts w:ascii="Century Gothic" w:eastAsia="SimSun" w:hAnsi="Century Gothic" w:cs="Calibri"/>
+                <w:sz w:val="18"/>
+                <w:szCs w:val="18"/>
+              </w:rPr>
+            </w:pPr>
+            <w:r>
+              <w:rPr>
+                <w:rFonts w:ascii="Century Gothic" w:eastAsia="SimSun" w:hAnsi="Century Gothic" w:cs="Calibri"/>
+                <w:sz w:val="18"/>
+                <w:szCs w:val="18"/>
+              </w:rPr>
+              <w:fldChar w:fldCharType="begin">
+                <w:ffData>
+                  <w:name w:val="Controllo2"/>
+                  <w:enabled/>
+                  <w:calcOnExit w:val="0"/>
+                  <w:checkBox>
+                    <w:sizeAuto/>
+                    <w:default w:val="0"/>
+                  </w:checkBox>
+                </w:ffData>
+              </w:fldChar>
+            </w:r>
+            <w:r>
+              <w:rPr>
+                <w:rFonts w:ascii="Century Gothic" w:eastAsia="SimSun" w:hAnsi="Century Gothic" w:cs="Calibri"/>
+                <w:sz w:val="18"/>
+                <w:szCs w:val="18"/>
+              </w:rPr>
+              <w:instrText xml:space="preserve"> FORMCHECKBOX </w:instrText>
+            </w:r>
+            <w:r>
+              <w:rPr>
+                <w:rFonts w:ascii="Century Gothic" w:eastAsia="SimSun" w:hAnsi="Century Gothic" w:cs="Calibri"/>
+                <w:sz w:val="18"/>
+                <w:szCs w:val="18"/>
+              </w:rPr>
+            </w:r>
+            <w:r>
+              <w:rPr>
+                <w:rFonts w:ascii="Century Gothic" w:eastAsia="SimSun" w:hAnsi="Century Gothic" w:cs="Calibri"/>
+                <w:sz w:val="18"/>
+                <w:szCs w:val="18"/>
+              </w:rPr>
+              <w:fldChar w:fldCharType="separate"/>
+            </w:r>
+            <w:r>
+              <w:rPr>
+                <w:rFonts w:ascii="Century Gothic" w:eastAsia="SimSun" w:hAnsi="Century Gothic" w:cs="Calibri"/>
+                <w:sz w:val="18"/>
+                <w:szCs w:val="18"/>
+              </w:rPr>
+              <w:fldChar w:fldCharType="end"/>
+            </w:r>
+            <w:r>
+              <w:rPr>
+                <w:rFonts w:ascii="Century Gothic" w:eastAsia="SimSun" w:hAnsi="Century Gothic" w:cs="Calibri"/>
+                <w:sz w:val="18"/>
+                <w:szCs w:val="18"/>
+              </w:rPr>
+              <w:t>Verifica di episodi positivi e auspicati in fase di progettazione</w:t>
+            </w:r>
+          </w:p>
+          <w:p>
+            <w:pPr>
+              <w:autoSpaceDE w:val="0"/>
+              <w:autoSpaceDN w:val="0"/>
+              <w:adjustRightInd w:val="0"/>
+              <w:ind w:left="984" w:hanging="283"/>
+              <w:rPr>
+                <w:rFonts w:ascii="Century Gothic" w:eastAsia="SimSun" w:hAnsi="Century Gothic" w:cs="Calibri"/>
+                <w:sz w:val="18"/>
+                <w:szCs w:val="18"/>
+              </w:rPr>
+            </w:pPr>
+            <w:r>
+              <w:rPr>
+                <w:rFonts w:ascii="Century Gothic" w:eastAsia="SimSun" w:hAnsi="Century Gothic" w:cs="Calibri"/>
+                <w:sz w:val="18"/>
+                <w:szCs w:val="18"/>
+              </w:rPr>
+              <w:fldChar w:fldCharType="begin">
+                <w:ffData>
+                  <w:name w:val="Controllo2"/>
+                  <w:enabled/>
+                  <w:calcOnExit w:val="0"/>
+                  <w:checkBox>
+                    <w:sizeAuto/>
+                    <w:default w:val="0"/>
+                  </w:checkBox>
+                </w:ffData>
+              </w:fldChar>
+            </w:r>
+            <w:r>
+              <w:rPr>
+                <w:rFonts w:ascii="Century Gothic" w:eastAsia="SimSun" w:hAnsi="Century Gothic" w:cs="Calibri"/>
+                <w:sz w:val="18"/>
+                <w:szCs w:val="18"/>
+              </w:rPr>
+              <w:instrText xml:space="preserve"> FORMCHECKBOX </w:instrText>
+            </w:r>
+            <w:r>
+              <w:rPr>
+                <w:rFonts w:ascii="Century Gothic" w:eastAsia="SimSun" w:hAnsi="Century Gothic" w:cs="Calibri"/>
+                <w:sz w:val="18"/>
+                <w:szCs w:val="18"/>
+              </w:rPr>
+            </w:r>
+            <w:r>
+              <w:rPr>
+                <w:rFonts w:ascii="Century Gothic" w:eastAsia="SimSun" w:hAnsi="Century Gothic" w:cs="Calibri"/>
+                <w:sz w:val="18"/>
+                <w:szCs w:val="18"/>
+              </w:rPr>
+              <w:fldChar w:fldCharType="separate"/>
+            </w:r>
+            <w:r>
+              <w:rPr>
+                <w:rFonts w:ascii="Century Gothic" w:eastAsia="SimSun" w:hAnsi="Century Gothic" w:cs="Calibri"/>
+                <w:sz w:val="18"/>
+                <w:szCs w:val="18"/>
+              </w:rPr>
+              <w:fldChar w:fldCharType="end"/>
+            </w:r>
+            <w:r>
+              <w:rPr>
+                <w:rFonts w:ascii="Century Gothic" w:eastAsia="SimSun" w:hAnsi="Century Gothic" w:cs="Calibri"/>
+                <w:sz w:val="18"/>
+                <w:szCs w:val="18"/>
+              </w:rPr>
+              <w:t>Altro: ______________________________________________________</w:t>
+            </w:r>
+          </w:p>
+          <w:p>
+            <w:pPr>
+              <w:autoSpaceDE w:val="0"/>
+              <w:autoSpaceDN w:val="0"/>
+              <w:adjustRightInd w:val="0"/>
+              <w:ind w:left="984" w:hanging="283"/>
+              <w:rPr>
+                <w:rFonts w:ascii="Century Gothic" w:eastAsia="SimSun" w:hAnsi="Century Gothic" w:cs="Calibri"/>
+                <w:sz w:val="18"/>
+                <w:szCs w:val="18"/>
+              </w:rPr>
+            </w:pPr>
+          </w:p>
+          <w:p>
+            <w:pPr>
+              <w:pStyle w:val="Default"/>
+              <w:rPr>
+                <w:rFonts w:ascii="Century Gothic" w:eastAsia="SimSun" w:hAnsi="Century Gothic" w:cs="Calibri"/>
+                <w:sz w:val="18"/>
+                <w:szCs w:val="18"/>
+              </w:rPr>
+            </w:pPr>
+            <w:r>
+              <w:rPr>
+                <w:rFonts w:ascii="Century Gothic" w:hAnsi="Century Gothic" w:cs="Calibri"/>
+                <w:bCs/>
+                <w:smallCaps/>
+                <w:sz w:val="18"/>
+                <w:szCs w:val="18"/>
+              </w:rPr>
+              <w:fldChar w:fldCharType="begin">
+                <w:ffData>
+                  <w:name w:val="Controllo2"/>
+                  <w:enabled/>
+                  <w:calcOnExit w:val="0"/>
+                  <w:checkBox>
+                    <w:sizeAuto/>
+                    <w:default w:val="0"/>
+                  </w:checkBox>
+                </w:ffData>
+              </w:fldChar>
+            </w:r>
+            <w:r>
+              <w:rPr>
+                <w:rFonts w:ascii="Century Gothic" w:hAnsi="Century Gothic" w:cs="Calibri"/>
+                <w:bCs/>
+                <w:smallCaps/>
+                <w:sz w:val="18"/>
+                <w:szCs w:val="18"/>
+              </w:rPr>
+              <w:instrText xml:space="preserve"> FORMCHECKBOX </w:instrText>
+            </w:r>
+            <w:r>
+              <w:rPr>
+                <w:rFonts w:ascii="Century Gothic" w:hAnsi="Century Gothic" w:cs="Calibri"/>
+                <w:bCs/>
+                <w:smallCaps/>
+                <w:sz w:val="18"/>
+                <w:szCs w:val="18"/>
+              </w:rPr>
+            </w:r>
+            <w:r>
+              <w:rPr>
+                <w:rFonts w:ascii="Century Gothic" w:hAnsi="Century Gothic" w:cs="Calibri"/>
+                <w:bCs/>
+                <w:smallCaps/>
+                <w:sz w:val="18"/>
+                <w:szCs w:val="18"/>
+              </w:rPr>
+              <w:fldChar w:fldCharType="separate"/>
+            </w:r>
+            <w:r>
+              <w:rPr>
+                <w:rFonts w:ascii="Century Gothic" w:hAnsi="Century Gothic" w:cs="Calibri"/>
+                <w:bCs/>
+                <w:smallCaps/>
+                <w:sz w:val="18"/>
+                <w:szCs w:val="18"/>
+              </w:rPr>
+              <w:fldChar w:fldCharType="end"/>
+            </w:r>
+            <w:r>
+              <w:rPr>
+                <w:rFonts w:ascii="Century Gothic" w:hAnsi="Century Gothic" w:cs="Calibri"/>
+                <w:bCs/>
+                <w:smallCaps/>
+                <w:sz w:val="18"/>
+                <w:szCs w:val="18"/>
+              </w:rPr>
+              <w:t xml:space="preserve"> </w:t>
+            </w:r>
+            <w:r>
+              <w:rPr>
+                <w:rFonts w:ascii="Century Gothic" w:eastAsia="SimSun" w:hAnsi="Century Gothic" w:cs="Calibri"/>
+                <w:color w:val="auto"/>
+                <w:sz w:val="18"/>
+                <w:szCs w:val="18"/>
+              </w:rPr>
+              <w:t xml:space="preserve">Ricaduta misurabile in termini </w:t>
+            </w:r>
+            <w:r>
+              <w:rPr>
+                <w:rFonts w:ascii="Century Gothic" w:eastAsia="SimSun" w:hAnsi="Century Gothic" w:cs="Calibri"/>
+                <w:b/>
+                <w:color w:val="auto"/>
+                <w:sz w:val="18"/>
+                <w:szCs w:val="18"/>
+              </w:rPr>
+              <w:t>quantitativi</w:t>
+            </w:r>
+            <w:r>
+              <w:t xml:space="preserve"> </w:t>
+            </w:r>
+            <w:r>
+              <w:rPr>
+                <w:rFonts w:ascii="Century Gothic" w:eastAsia="SimSun" w:hAnsi="Century Gothic" w:cs="Calibri"/>
+                <w:sz w:val="18"/>
+                <w:szCs w:val="18"/>
+              </w:rPr>
+              <w:t>specificare:</w:t>
+            </w:r>
+          </w:p>
+          <w:p>
+            <w:pPr>
+              <w:pStyle w:val="Default"/>
+              <w:numPr>
+                <w:ilvl w:val="0"/>
+                <w:numId w:val="27"/>
+              </w:numPr>
+              <w:ind w:left="918" w:hanging="142"/>
+              <w:rPr>
+                <w:rFonts w:ascii="Century Gothic" w:eastAsia="SimSun" w:hAnsi="Century Gothic" w:cs="Calibri"/>
+                <w:sz w:val="18"/>
+                <w:szCs w:val="18"/>
+              </w:rPr>
+            </w:pPr>
+            <w:r>
+              <w:rPr>
+                <w:rFonts w:ascii="Century Gothic" w:eastAsia="SimSun" w:hAnsi="Century Gothic" w:cs="Calibri"/>
+                <w:sz w:val="18"/>
+                <w:szCs w:val="18"/>
+              </w:rPr>
+              <w:t>Indicatore (cambiamento atteso rispetto agli obiettivi): __________________________________________________________________________________</w:t>
+            </w:r>
+          </w:p>
+          <w:p>
+            <w:pPr>
+              <w:pStyle w:val="Default"/>
+              <w:numPr>
+                <w:ilvl w:val="0"/>
+                <w:numId w:val="27"/>
+              </w:numPr>
+              <w:ind w:left="918" w:hanging="142"/>
+              <w:rPr>
+                <w:rFonts w:ascii="Century Gothic" w:eastAsia="SimSun" w:hAnsi="Century Gothic" w:cs="Calibri"/>
+                <w:sz w:val="18"/>
+                <w:szCs w:val="18"/>
+              </w:rPr>
+            </w:pPr>
+            <w:r>
+              <w:rPr>
+                <w:rFonts w:ascii="Century Gothic" w:eastAsia="SimSun" w:hAnsi="Century Gothic" w:cs="Calibri"/>
+                <w:sz w:val="18"/>
+                <w:szCs w:val="18"/>
+              </w:rPr>
+              <w:t>modalità (come e cosa verifico il cambiamento):</w:t>
+            </w:r>
+          </w:p>
+          <w:p>
+            <w:pPr>
+              <w:pStyle w:val="Default"/>
+              <w:ind w:left="918"/>
+              <w:rPr>
+                <w:rFonts w:ascii="Century Gothic" w:eastAsia="SimSun" w:hAnsi="Century Gothic" w:cs="Calibri"/>
+                <w:sz w:val="18"/>
+                <w:szCs w:val="18"/>
+              </w:rPr>
+            </w:pPr>
+            <w:r>
+              <w:rPr>
+                <w:rFonts w:ascii="Century Gothic" w:eastAsia="SimSun" w:hAnsi="Century Gothic" w:cs="Calibri"/>
+                <w:sz w:val="18"/>
+                <w:szCs w:val="18"/>
+              </w:rPr>
+              <w:t>__________________________________________________________________________________</w:t>
+            </w:r>
+          </w:p>
+          <w:p>
+            <w:pPr>
+              <w:pStyle w:val="Default"/>
+              <w:numPr>
+                <w:ilvl w:val="0"/>
+                <w:numId w:val="27"/>
+              </w:numPr>
+              <w:ind w:left="918" w:hanging="142"/>
+              <w:rPr>
+                <w:rFonts w:ascii="Century Gothic" w:eastAsia="SimSun" w:hAnsi="Century Gothic" w:cs="Calibri"/>
+                <w:sz w:val="18"/>
+                <w:szCs w:val="18"/>
+              </w:rPr>
+            </w:pPr>
+            <w:r>
+              <w:rPr>
+                <w:rFonts w:ascii="Century Gothic" w:eastAsia="SimSun" w:hAnsi="Century Gothic" w:cs="Calibri"/>
+                <w:sz w:val="18"/>
+                <w:szCs w:val="18"/>
+              </w:rPr>
+              <w:t>tempistiche (quando verifico):</w:t>
+            </w:r>
+          </w:p>
+          <w:p>
+            <w:pPr>
+              <w:pStyle w:val="Default"/>
+              <w:ind w:left="918"/>
+              <w:rPr>
+                <w:rFonts w:ascii="Century Gothic" w:eastAsia="SimSun" w:hAnsi="Century Gothic" w:cs="Calibri"/>
+                <w:sz w:val="18"/>
+                <w:szCs w:val="18"/>
+              </w:rPr>
+            </w:pPr>
+            <w:r>
+              <w:rPr>
+                <w:rFonts w:ascii="Century Gothic" w:eastAsia="SimSun" w:hAnsi="Century Gothic" w:cs="Calibri"/>
+                <w:sz w:val="18"/>
+                <w:szCs w:val="18"/>
+              </w:rPr>
+              <w:t>__________________________________________________________________________________</w:t>
+            </w:r>
+          </w:p>
+          <w:p>
+            <w:pPr>
+              <w:autoSpaceDE w:val="0"/>
+              <w:autoSpaceDN w:val="0"/>
+              <w:adjustRightInd w:val="0"/>
+              <w:rPr>
+                <w:color w:val="000000"/>
+                <w:sz w:val="16"/>
+                <w:szCs w:val="16"/>
+              </w:rPr>
+            </w:pPr>
+          </w:p>
+          <w:p>
+            <w:pPr>
+              <w:pStyle w:val="Default"/>
+              <w:ind w:left="209" w:hanging="209"/>
+              <w:rPr>
+                <w:rFonts w:ascii="Century Gothic" w:eastAsia="SimSun" w:hAnsi="Century Gothic" w:cs="Calibri"/>
+                <w:i/>
+                <w:color w:val="auto"/>
+                <w:sz w:val="18"/>
+                <w:szCs w:val="18"/>
+              </w:rPr>
+            </w:pPr>
+            <w:r>
+              <w:rPr>
+                <w:rFonts w:ascii="Century Gothic" w:hAnsi="Century Gothic" w:cs="Calibri"/>
+                <w:bCs/>
+                <w:smallCaps/>
+                <w:sz w:val="18"/>
+                <w:szCs w:val="18"/>
+              </w:rPr>
+              <w:fldChar w:fldCharType="begin">
+                <w:ffData>
+                  <w:name w:val="Controllo2"/>
+                  <w:enabled/>
+                  <w:calcOnExit w:val="0"/>
+                  <w:checkBox>
+                    <w:sizeAuto/>
+                    <w:default w:val="0"/>
+                  </w:checkBox>
+                </w:ffData>
+              </w:fldChar>
+            </w:r>
+            <w:r>
+              <w:rPr>
+                <w:rFonts w:ascii="Century Gothic" w:hAnsi="Century Gothic" w:cs="Calibri"/>
+                <w:bCs/>
+                <w:smallCaps/>
+                <w:sz w:val="18"/>
+                <w:szCs w:val="18"/>
+              </w:rPr>
+              <w:instrText xml:space="preserve"> FORMCHECKBOX </w:instrText>
+            </w:r>
+            <w:r>
+              <w:rPr>
+                <w:rFonts w:ascii="Century Gothic" w:hAnsi="Century Gothic" w:cs="Calibri"/>
+                <w:bCs/>
+                <w:smallCaps/>
+                <w:sz w:val="18"/>
+                <w:szCs w:val="18"/>
+              </w:rPr>
+            </w:r>
+            <w:r>
+              <w:rPr>
+                <w:rFonts w:ascii="Century Gothic" w:hAnsi="Century Gothic" w:cs="Calibri"/>
+                <w:bCs/>
+                <w:smallCaps/>
+                <w:sz w:val="18"/>
+                <w:szCs w:val="18"/>
+              </w:rPr>
+              <w:fldChar w:fldCharType="separate"/>
+            </w:r>
+            <w:r>
+              <w:rPr>
+                <w:rFonts w:ascii="Century Gothic" w:hAnsi="Century Gothic" w:cs="Calibri"/>
+                <w:bCs/>
+                <w:smallCaps/>
+                <w:sz w:val="18"/>
+                <w:szCs w:val="18"/>
+              </w:rPr>
+              <w:fldChar w:fldCharType="end"/>
+            </w:r>
+            <w:r>
+              <w:rPr>
+                <w:rFonts w:ascii="Century Gothic" w:hAnsi="Century Gothic" w:cs="Calibri"/>
+                <w:bCs/>
+                <w:smallCaps/>
+                <w:sz w:val="18"/>
+                <w:szCs w:val="18"/>
+              </w:rPr>
+              <w:t xml:space="preserve"> </w:t>
+            </w:r>
+            <w:r>
+              <w:rPr>
+                <w:rFonts w:ascii="Century Gothic" w:eastAsia="SimSun" w:hAnsi="Century Gothic" w:cs="Calibri"/>
+                <w:color w:val="auto"/>
+                <w:sz w:val="18"/>
+                <w:szCs w:val="18"/>
+              </w:rPr>
+              <w:t xml:space="preserve">Ricaduta misurabile in termini </w:t>
+            </w:r>
+            <w:r>
+              <w:rPr>
+                <w:rFonts w:ascii="Century Gothic" w:eastAsia="SimSun" w:hAnsi="Century Gothic" w:cs="Calibri"/>
+                <w:b/>
+                <w:color w:val="auto"/>
+                <w:sz w:val="18"/>
+                <w:szCs w:val="18"/>
+              </w:rPr>
+              <w:t>qualitativi</w:t>
+            </w:r>
+            <w:r>
+              <w:rPr>
+                <w:rFonts w:ascii="Century Gothic" w:eastAsia="SimSun" w:hAnsi="Century Gothic" w:cs="Calibri"/>
+                <w:color w:val="auto"/>
+                <w:sz w:val="18"/>
+                <w:szCs w:val="18"/>
+              </w:rPr>
+              <w:t xml:space="preserve"> (</w:t>
+            </w:r>
+            <w:r>
+              <w:rPr>
+                <w:rFonts w:ascii="Century Gothic" w:eastAsia="SimSun" w:hAnsi="Century Gothic" w:cs="Calibri"/>
+                <w:sz w:val="18"/>
+                <w:szCs w:val="18"/>
+              </w:rPr>
+              <w:t xml:space="preserve">specificare indicatore, modalità e tempistiche) e compilando il modulo </w:t>
+            </w:r>
+            <w:r>
+              <w:rPr>
+                <w:rFonts w:ascii="Century Gothic" w:eastAsia="SimSun" w:hAnsi="Century Gothic" w:cs="Calibri"/>
+                <w:i/>
+                <w:sz w:val="18"/>
+                <w:szCs w:val="18"/>
+              </w:rPr>
+              <w:t>MD03 Q</w:t>
+            </w:r>
+            <w:r>
+              <w:rPr>
+                <w:rFonts w:ascii="Century Gothic" w:eastAsia="SimSun" w:hAnsi="Century Gothic" w:cs="Calibri"/>
+                <w:i/>
+                <w:color w:val="auto"/>
+                <w:sz w:val="18"/>
+                <w:szCs w:val="18"/>
+              </w:rPr>
+              <w:t>uestionario di valutazione della ricaduta</w:t>
+            </w:r>
+          </w:p>
+          <w:p>
+            <w:pPr>
+              <w:pStyle w:val="Default"/>
+              <w:numPr>
+                <w:ilvl w:val="0"/>
+                <w:numId w:val="27"/>
+              </w:numPr>
+              <w:ind w:left="918" w:hanging="142"/>
+              <w:rPr>
+                <w:rFonts w:ascii="Century Gothic" w:eastAsia="SimSun" w:hAnsi="Century Gothic" w:cs="Calibri"/>
+                <w:sz w:val="18"/>
+                <w:szCs w:val="18"/>
+              </w:rPr>
+            </w:pPr>
+            <w:r>
+              <w:rPr>
+                <w:rFonts w:ascii="Century Gothic" w:eastAsia="SimSun" w:hAnsi="Century Gothic" w:cs="Calibri"/>
+                <w:sz w:val="18"/>
+                <w:szCs w:val="18"/>
+              </w:rPr>
+              <w:t>Indicatore (cambiamento atteso rispetto agli obiettivi): __________________________________________________________________________________</w:t>
+            </w:r>
+          </w:p>
+          <w:p>
+            <w:pPr>
+              <w:pStyle w:val="Default"/>
+              <w:numPr>
+                <w:ilvl w:val="0"/>
+                <w:numId w:val="27"/>
+              </w:numPr>
+              <w:ind w:left="918" w:hanging="142"/>
+              <w:rPr>
+                <w:rFonts w:ascii="Century Gothic" w:eastAsia="SimSun" w:hAnsi="Century Gothic" w:cs="Calibri"/>
+                <w:sz w:val="18"/>
+                <w:szCs w:val="18"/>
+              </w:rPr>
+            </w:pPr>
+            <w:r>
+              <w:rPr>
+                <w:rFonts w:ascii="Century Gothic" w:eastAsia="SimSun" w:hAnsi="Century Gothic" w:cs="Calibri"/>
+                <w:sz w:val="18"/>
+                <w:szCs w:val="18"/>
+              </w:rPr>
+              <w:t>modalità (come e cosa verifico il cambiamento):</w:t>
+            </w:r>
+          </w:p>
+          <w:p>
+            <w:pPr>
+              <w:pStyle w:val="Default"/>
+              <w:ind w:left="918"/>
+              <w:rPr>
+                <w:rFonts w:ascii="Century Gothic" w:eastAsia="SimSun" w:hAnsi="Century Gothic" w:cs="Calibri"/>
+                <w:sz w:val="18"/>
+                <w:szCs w:val="18"/>
+              </w:rPr>
+            </w:pPr>
+            <w:r>
+              <w:rPr>
+                <w:rFonts w:ascii="Century Gothic" w:eastAsia="SimSun" w:hAnsi="Century Gothic" w:cs="Calibri"/>
+                <w:sz w:val="18"/>
+                <w:szCs w:val="18"/>
+              </w:rPr>
+              <w:t>__________________________________________________________________________________</w:t>
+            </w:r>
+          </w:p>
+          <w:p>
+            <w:pPr>
+              <w:pStyle w:val="Default"/>
+              <w:numPr>
+                <w:ilvl w:val="0"/>
+                <w:numId w:val="27"/>
+              </w:numPr>
+              <w:ind w:left="918" w:hanging="142"/>
+              <w:rPr>
+                <w:rFonts w:ascii="Century Gothic" w:eastAsia="SimSun" w:hAnsi="Century Gothic" w:cs="Calibri"/>
+                <w:sz w:val="18"/>
+                <w:szCs w:val="18"/>
+              </w:rPr>
+            </w:pPr>
+            <w:r>
+              <w:rPr>
+                <w:rFonts w:ascii="Century Gothic" w:eastAsia="SimSun" w:hAnsi="Century Gothic" w:cs="Calibri"/>
+                <w:sz w:val="18"/>
+                <w:szCs w:val="18"/>
+              </w:rPr>
+              <w:t>tempistiche (quando verifico):</w:t>
+            </w:r>
+          </w:p>
+          <w:p>
+            <w:pPr>
+              <w:pStyle w:val="Default"/>
+              <w:ind w:left="918"/>
+              <w:rPr>
+                <w:rFonts w:ascii="Century Gothic" w:eastAsia="SimSun" w:hAnsi="Century Gothic" w:cs="Calibri"/>
+                <w:sz w:val="18"/>
+                <w:szCs w:val="18"/>
+              </w:rPr>
+            </w:pPr>
+            <w:r>
+              <w:rPr>
+                <w:rFonts w:ascii="Century Gothic" w:eastAsia="SimSun" w:hAnsi="Century Gothic" w:cs="Calibri"/>
+                <w:sz w:val="18"/>
+                <w:szCs w:val="18"/>
+              </w:rPr>
+              <w:t xml:space="preserve">__________________________________________________________________________________     </w:t>
+            </w:r>
+          </w:p>
+          <w:bookmarkEnd w:id="4"/>
+          <w:p>
+            <w:pPr>
+              <w:ind w:right="-144"/>
+              <w:rPr>
+                <w:rFonts w:ascii="Century Gothic" w:hAnsi="Century Gothic"/>
+                <w:sz w:val="18"/>
+                <w:szCs w:val="18"/>
+              </w:rPr>
+            </w:pPr>
+          </w:p>
+        </w:tc>
+      </w:tr>
+    </w:tbl>
+    <w:p>
+      <w:pPr>
+        <w:ind w:right="-144"/>
+        <w:rPr>
+          <w:rFonts w:ascii="Century Gothic" w:hAnsi="Century Gothic"/>
+          <w:sz w:val="18"/>
+          <w:szCs w:val="18"/>
+        </w:rPr>
+      </w:pPr>
+    </w:p>
+    <w:p>
+      <w:pPr>
         <w:rPr>
           <w:rFonts w:ascii="Century Gothic" w:hAnsi="Century Gothic" w:cs="Arial"/>
           <w:b/>
@@ -7635,8 +9216,6 @@
         </w:rPr>
         <w:t>2</w:t>
       </w:r>
-      <w:bookmarkStart w:id="4" w:name="_GoBack"/>
-      <w:bookmarkEnd w:id="4"/>
       <w:r>
         <w:rPr>
           <w:rFonts w:ascii="Century Gothic" w:eastAsia="SimSun" w:hAnsi="Century Gothic" w:cs="Calibri"/>
@@ -7921,6 +9500,196 @@
     </w:p>
     <w:p>
       <w:pPr>
+        <w:ind w:right="-144"/>
+        <w:jc w:val="both"/>
+        <w:rPr>
+          <w:rFonts w:ascii="Century Gothic" w:hAnsi="Century Gothic"/>
+          <w:sz w:val="18"/>
+          <w:szCs w:val="18"/>
+        </w:rPr>
+      </w:pPr>
+    </w:p>
+    <w:p>
+      <w:pPr>
+        <w:ind w:right="-144"/>
+        <w:jc w:val="both"/>
+        <w:rPr>
+          <w:rFonts w:ascii="Century Gothic" w:eastAsia="SimSun" w:hAnsi="Century Gothic" w:cs="Calibri"/>
+          <w:sz w:val="18"/>
+          <w:szCs w:val="18"/>
+        </w:rPr>
+      </w:pPr>
+      <w:r>
+        <w:rPr>
+          <w:rFonts w:ascii="Century Gothic" w:eastAsia="SimSun" w:hAnsi="Century Gothic" w:cs="Calibri"/>
+          <w:sz w:val="18"/>
+          <w:szCs w:val="18"/>
+        </w:rPr>
+        <w:t>È stato richiesto il riconoscimento dei crediti formativi validi ai fini della formazione continua degli assistenti sociali</w:t>
+      </w:r>
+    </w:p>
+    <w:p>
+      <w:pPr>
+        <w:jc w:val="right"/>
+        <w:rPr>
+          <w:rFonts w:ascii="Century Gothic" w:hAnsi="Century Gothic"/>
+          <w:sz w:val="18"/>
+          <w:szCs w:val="18"/>
+        </w:rPr>
+      </w:pPr>
+      <w:r>
+        <w:rPr>
+          <w:rFonts w:ascii="Century Gothic" w:hAnsi="Century Gothic" w:cs="Helvetica"/>
+          <w:sz w:val="18"/>
+          <w:szCs w:val="18"/>
+        </w:rPr>
+        <w:t xml:space="preserve">NO  </w:t>
+      </w:r>
+      <w:r>
+        <w:rPr>
+          <w:rFonts w:ascii="Century Gothic" w:hAnsi="Century Gothic"/>
+          <w:sz w:val="18"/>
+          <w:szCs w:val="18"/>
+        </w:rPr>
+        <w:fldChar w:fldCharType="begin">
+          <w:ffData>
+            <w:name w:val="Controllo2"/>
+            <w:enabled/>
+            <w:calcOnExit w:val="0"/>
+            <w:checkBox>
+              <w:sizeAuto/>
+              <w:default w:val="0"/>
+            </w:checkBox>
+          </w:ffData>
+        </w:fldChar>
+      </w:r>
+      <w:r>
+        <w:rPr>
+          <w:rFonts w:ascii="Century Gothic" w:hAnsi="Century Gothic"/>
+          <w:sz w:val="18"/>
+          <w:szCs w:val="18"/>
+        </w:rPr>
+        <w:instrText xml:space="preserve"> FORMCHECKBOX </w:instrText>
+      </w:r>
+      <w:r>
+        <w:rPr>
+          <w:rFonts w:ascii="Century Gothic" w:hAnsi="Century Gothic"/>
+          <w:sz w:val="18"/>
+          <w:szCs w:val="18"/>
+        </w:rPr>
+      </w:r>
+      <w:r>
+        <w:rPr>
+          <w:rFonts w:ascii="Century Gothic" w:hAnsi="Century Gothic"/>
+          <w:sz w:val="18"/>
+          <w:szCs w:val="18"/>
+        </w:rPr>
+        <w:fldChar w:fldCharType="separate"/>
+      </w:r>
+      <w:r>
+        <w:rPr>
+          <w:rFonts w:ascii="Century Gothic" w:hAnsi="Century Gothic"/>
+          <w:sz w:val="18"/>
+          <w:szCs w:val="18"/>
+        </w:rPr>
+        <w:fldChar w:fldCharType="end"/>
+      </w:r>
+      <w:r>
+        <w:rPr>
+          <w:rFonts w:ascii="Century Gothic" w:hAnsi="Century Gothic"/>
+          <w:sz w:val="18"/>
+          <w:szCs w:val="18"/>
+        </w:rPr>
+        <w:t xml:space="preserve">       SÌ </w:t>
+      </w:r>
+      <w:r>
+        <w:rPr>
+          <w:rFonts w:ascii="Century Gothic" w:hAnsi="Century Gothic"/>
+          <w:sz w:val="18"/>
+          <w:szCs w:val="18"/>
+        </w:rPr>
+        <w:fldChar w:fldCharType="begin">
+          <w:ffData>
+            <w:name w:val="Controllo2"/>
+            <w:enabled/>
+            <w:calcOnExit w:val="0"/>
+            <w:checkBox>
+              <w:sizeAuto/>
+              <w:default w:val="0"/>
+            </w:checkBox>
+          </w:ffData>
+        </w:fldChar>
+      </w:r>
+      <w:r>
+        <w:rPr>
+          <w:rFonts w:ascii="Century Gothic" w:hAnsi="Century Gothic"/>
+          <w:sz w:val="18"/>
+          <w:szCs w:val="18"/>
+        </w:rPr>
+        <w:instrText xml:space="preserve"> FORMCHECKBOX </w:instrText>
+      </w:r>
+      <w:r>
+        <w:rPr>
+          <w:rFonts w:ascii="Century Gothic" w:hAnsi="Century Gothic"/>
+          <w:sz w:val="18"/>
+          <w:szCs w:val="18"/>
+        </w:rPr>
+      </w:r>
+      <w:r>
+        <w:rPr>
+          <w:rFonts w:ascii="Century Gothic" w:hAnsi="Century Gothic"/>
+          <w:sz w:val="18"/>
+          <w:szCs w:val="18"/>
+        </w:rPr>
+        <w:fldChar w:fldCharType="separate"/>
+      </w:r>
+      <w:r>
+        <w:rPr>
+          <w:rFonts w:ascii="Century Gothic" w:hAnsi="Century Gothic"/>
+          <w:sz w:val="18"/>
+          <w:szCs w:val="18"/>
+        </w:rPr>
+        <w:fldChar w:fldCharType="end"/>
+      </w:r>
+    </w:p>
+    <w:p>
+      <w:pPr>
+        <w:ind w:right="-144"/>
+        <w:jc w:val="both"/>
+        <w:rPr>
+          <w:rFonts w:ascii="Century Gothic" w:eastAsia="SimSun" w:hAnsi="Century Gothic" w:cs="Calibri"/>
+          <w:sz w:val="18"/>
+          <w:szCs w:val="18"/>
+        </w:rPr>
+      </w:pPr>
+      <w:r>
+        <w:rPr>
+          <w:rFonts w:ascii="Century Gothic" w:eastAsia="SimSun" w:hAnsi="Century Gothic" w:cs="Calibri"/>
+          <w:sz w:val="18"/>
+          <w:szCs w:val="18"/>
+        </w:rPr>
+        <w:t>(</w:t>
+      </w:r>
+      <w:r>
+        <w:rPr>
+          <w:rFonts w:ascii="Century Gothic" w:eastAsia="SimSun" w:hAnsi="Century Gothic" w:cs="Calibri"/>
+          <w:b/>
+          <w:sz w:val="18"/>
+          <w:szCs w:val="18"/>
+        </w:rPr>
+        <w:t>La richiesta di accreditamento al CROAS Lombardia va presentata almeno 30 giorni prima della realizzazione dell’iniziativa formativa</w:t>
+      </w:r>
+      <w:r>
+        <w:rPr>
+          <w:rFonts w:ascii="Century Gothic" w:eastAsia="SimSun" w:hAnsi="Century Gothic" w:cs="Calibri"/>
+          <w:sz w:val="18"/>
+          <w:szCs w:val="18"/>
+        </w:rPr>
+        <w:t>)</w:t>
+      </w:r>
+    </w:p>
+    <w:p>
+      <w:pPr>
         <w:rPr>
           <w:rFonts w:ascii="Century Gothic" w:hAnsi="Century Gothic" w:cs="Arial"/>
           <w:b/>
@@ -7932,28 +9701,6 @@
     </w:p>
     <w:p>
       <w:pPr>
-        <w:rPr>
-          <w:rFonts w:ascii="Century Gothic" w:hAnsi="Century Gothic" w:cs="Arial"/>
-          <w:b/>
-          <w:bCs/>
-          <w:sz w:val="16"/>
-          <w:szCs w:val="16"/>
-        </w:rPr>
-      </w:pPr>
-    </w:p>
-    <w:p>
-      <w:pPr>
-        <w:rPr>
-          <w:rFonts w:ascii="Century Gothic" w:hAnsi="Century Gothic" w:cs="Arial"/>
-          <w:b/>
-          <w:bCs/>
-          <w:sz w:val="16"/>
-          <w:szCs w:val="16"/>
-        </w:rPr>
-      </w:pPr>
-    </w:p>
-    <w:p>
-      <w:pPr>
         <w:tabs>
           <w:tab w:val="left" w:pos="5664"/>
         </w:tabs>
@@ -8022,7 +9769,7 @@
           <w:noProof/>
         </w:rPr>
         <w:drawing>
-          <wp:anchor distT="0" distB="0" distL="114300" distR="114300" simplePos="0" relativeHeight="251658752" behindDoc="0" locked="0" layoutInCell="1" allowOverlap="1">
+          <wp:anchor distT="0" distB="0" distL="114300" distR="114300" simplePos="0" relativeHeight="251658752" behindDoc="0" locked="0" layoutInCell="1" allowOverlap="1" wp14:anchorId="76F5A743" wp14:editId="44A626C5">
             <wp:simplePos x="0" y="0"/>
             <wp:positionH relativeFrom="column">
               <wp:posOffset>6395085</wp:posOffset>
@@ -8086,7 +9833,7 @@
           <w:noProof/>
         </w:rPr>
         <w:drawing>
-          <wp:anchor distT="0" distB="0" distL="114300" distR="114300" simplePos="0" relativeHeight="251657728" behindDoc="0" locked="0" layoutInCell="1" allowOverlap="1">
+          <wp:anchor distT="0" distB="0" distL="114300" distR="114300" simplePos="0" relativeHeight="251657728" behindDoc="0" locked="0" layoutInCell="1" allowOverlap="1" wp14:anchorId="391373A9" wp14:editId="19B15F6A">
             <wp:simplePos x="0" y="0"/>
             <wp:positionH relativeFrom="column">
               <wp:posOffset>6395085</wp:posOffset>
@@ -8150,7 +9897,7 @@
           <w:noProof/>
         </w:rPr>
         <w:drawing>
-          <wp:anchor distT="0" distB="0" distL="114300" distR="114300" simplePos="0" relativeHeight="251656704" behindDoc="0" locked="0" layoutInCell="1" allowOverlap="1">
+          <wp:anchor distT="0" distB="0" distL="114300" distR="114300" simplePos="0" relativeHeight="251656704" behindDoc="0" locked="0" layoutInCell="1" allowOverlap="1" wp14:anchorId="18D4B5BE" wp14:editId="6EC1BE60">
             <wp:simplePos x="0" y="0"/>
             <wp:positionH relativeFrom="column">
               <wp:posOffset>6395085</wp:posOffset>
@@ -8427,18 +10174,7 @@
           <w:sz w:val="18"/>
           <w:szCs w:val="18"/>
         </w:rPr>
-        <w:t xml:space="preserve">Evento con </w:t>
-      </w:r>
-      <w:proofErr w:type="gramStart"/>
-      <w:r>
-        <w:rPr>
-          <w:rFonts w:ascii="Century Gothic" w:hAnsi="Century Gothic" w:cs="Arial"/>
-          <w:bCs/>
-          <w:color w:val="4472C4"/>
-          <w:sz w:val="18"/>
-          <w:szCs w:val="18"/>
-        </w:rPr>
-        <w:t>oneri:</w:t>
+        <w:t>Evento con oneri:</w:t>
       </w:r>
       <w:r>
         <w:rPr>
@@ -8447,17 +10183,7 @@
           <w:sz w:val="18"/>
           <w:szCs w:val="18"/>
         </w:rPr>
-        <w:t xml:space="preserve">   </w:t>
-      </w:r>
-      <w:proofErr w:type="gramEnd"/>
-      <w:r>
-        <w:rPr>
-          <w:rFonts w:ascii="Century Gothic" w:hAnsi="Century Gothic" w:cs="Helvetica"/>
-          <w:color w:val="4472C4"/>
-          <w:sz w:val="18"/>
-          <w:szCs w:val="18"/>
-        </w:rPr>
-        <w:t xml:space="preserve">NO </w:t>
+        <w:t xml:space="preserve">   NO </w:t>
       </w:r>
       <w:r>
         <w:rPr>
@@ -9013,8 +10739,12 @@
       </w:pPr>
     </w:p>
     <w:sectPr>
-      <w:headerReference w:type="default" r:id="rId12"/>
-      <w:footerReference w:type="default" r:id="rId13"/>
+      <w:headerReference w:type="even" r:id="rId12"/>
+      <w:headerReference w:type="default" r:id="rId13"/>
+      <w:footerReference w:type="even" r:id="rId14"/>
+      <w:footerReference w:type="default" r:id="rId15"/>
+      <w:headerReference w:type="first" r:id="rId16"/>
+      <w:footerReference w:type="first" r:id="rId17"/>
       <w:pgSz w:w="11906" w:h="16838"/>
       <w:pgMar w:top="897" w:right="991" w:bottom="1134" w:left="1134" w:header="454" w:footer="283" w:gutter="0"/>
       <w:cols w:space="708"/>
@@ -9025,7 +10755,7 @@
 </file>
 
 <file path=word/endnotes.xml><?xml version="1.0" encoding="utf-8"?>
-<w:endnotes xmlns:wpc="http://schemas.microsoft.com/office/word/2010/wordprocessingCanvas" xmlns:cx="http://schemas.microsoft.com/office/drawing/2014/chartex" xmlns:cx1="http://schemas.microsoft.com/office/drawing/2015/9/8/chartex" xmlns:cx2="http://schemas.microsoft.com/office/drawing/2015/10/21/chartex" xmlns:cx3="http://schemas.microsoft.com/office/drawing/2016/5/9/chartex" xmlns:cx4="http://schemas.microsoft.com/office/drawing/2016/5/10/chartex" xmlns:cx5="http://schemas.microsoft.com/office/drawing/2016/5/11/chartex" xmlns:cx6="http://schemas.microsoft.com/office/drawing/2016/5/12/chartex" xmlns:cx7="http://schemas.microsoft.com/office/drawing/2016/5/13/chartex" xmlns:cx8="http://schemas.microsoft.com/office/drawing/2016/5/14/chartex" xmlns:mc="http://schemas.openxmlformats.org/markup-compatibility/2006" xmlns:aink="http://schemas.microsoft.com/office/drawing/2016/ink" xmlns:am3d="http://schemas.microsoft.com/office/drawing/2017/model3d" xmlns:o="urn:schemas-microsoft-com:office:office" xmlns:r="http://schemas.openxmlformats.org/officeDocument/2006/relationships" xmlns:m="http://schemas.openxmlformats.org/officeDocument/2006/math" xmlns:v="urn:schemas-microsoft-com:vml" xmlns:wp14="http://schemas.microsoft.com/office/word/2010/wordprocessingDrawing" xmlns:wp="http://schemas.openxmlformats.org/drawingml/2006/wordprocessingDrawing" xmlns:w10="urn:schemas-microsoft-com:office:word" xmlns:w="http://schemas.openxmlformats.org/wordprocessingml/2006/main" xmlns:w14="http://schemas.microsoft.com/office/word/2010/wordml" xmlns:w15="http://schemas.microsoft.com/office/word/2012/wordml" xmlns:w16cid="http://schemas.microsoft.com/office/word/2016/wordml/cid" xmlns:w16se="http://schemas.microsoft.com/office/word/2015/wordml/symex" xmlns:wpg="http://schemas.microsoft.com/office/word/2010/wordprocessingGroup" xmlns:wpi="http://schemas.microsoft.com/office/word/2010/wordprocessingInk" xmlns:wne="http://schemas.microsoft.com/office/word/2006/wordml" xmlns:wps="http://schemas.microsoft.com/office/word/2010/wordprocessingShape" mc:Ignorable="w14 w15 w16se w16cid wp14">
+<w:endnotes xmlns:wpc="http://schemas.microsoft.com/office/word/2010/wordprocessingCanvas" xmlns:cx="http://schemas.microsoft.com/office/drawing/2014/chartex" xmlns:cx1="http://schemas.microsoft.com/office/drawing/2015/9/8/chartex" xmlns:cx2="http://schemas.microsoft.com/office/drawing/2015/10/21/chartex" xmlns:cx3="http://schemas.microsoft.com/office/drawing/2016/5/9/chartex" xmlns:cx4="http://schemas.microsoft.com/office/drawing/2016/5/10/chartex" xmlns:cx5="http://schemas.microsoft.com/office/drawing/2016/5/11/chartex" xmlns:cx6="http://schemas.microsoft.com/office/drawing/2016/5/12/chartex" xmlns:cx7="http://schemas.microsoft.com/office/drawing/2016/5/13/chartex" xmlns:cx8="http://schemas.microsoft.com/office/drawing/2016/5/14/chartex" xmlns:mc="http://schemas.openxmlformats.org/markup-compatibility/2006" xmlns:aink="http://schemas.microsoft.com/office/drawing/2016/ink" xmlns:am3d="http://schemas.microsoft.com/office/drawing/2017/model3d" xmlns:o="urn:schemas-microsoft-com:office:office" xmlns:oel="http://schemas.microsoft.com/office/2019/extlst" xmlns:r="http://schemas.openxmlformats.org/officeDocument/2006/relationships" xmlns:m="http://schemas.openxmlformats.org/officeDocument/2006/math" xmlns:v="urn:schemas-microsoft-com:vml" xmlns:wp14="http://schemas.microsoft.com/office/word/2010/wordprocessingDrawing" xmlns:wp="http://schemas.openxmlformats.org/drawingml/2006/wordprocessingDrawing" xmlns:w10="urn:schemas-microsoft-com:office:word" xmlns:w="http://schemas.openxmlformats.org/wordprocessingml/2006/main" xmlns:w14="http://schemas.microsoft.com/office/word/2010/wordml" xmlns:w15="http://schemas.microsoft.com/office/word/2012/wordml" xmlns:w16cex="http://schemas.microsoft.com/office/word/2018/wordml/cex" xmlns:w16cid="http://schemas.microsoft.com/office/word/2016/wordml/cid" xmlns:w16="http://schemas.microsoft.com/office/word/2018/wordml" xmlns:w16du="http://schemas.microsoft.com/office/word/2023/wordml/word16du" xmlns:w16sdtdh="http://schemas.microsoft.com/office/word/2020/wordml/sdtdatahash" xmlns:w16sdtfl="http://schemas.microsoft.com/office/word/2024/wordml/sdtformatlock" xmlns:w16se="http://schemas.microsoft.com/office/word/2015/wordml/symex" xmlns:wpg="http://schemas.microsoft.com/office/word/2010/wordprocessingGroup" xmlns:wpi="http://schemas.microsoft.com/office/word/2010/wordprocessingInk" xmlns:wne="http://schemas.microsoft.com/office/word/2006/wordml" xmlns:wps="http://schemas.microsoft.com/office/word/2010/wordprocessingShape" mc:Ignorable="w14 w15 w16se w16cid w16 w16cex w16sdtdh w16sdtfl w16du wp14">
   <w:endnote w:type="separator" w:id="-1">
     <w:p>
       <w:r>
@@ -9044,7 +10774,17 @@
 </file>
 
 <file path=word/footer1.xml><?xml version="1.0" encoding="utf-8"?>
-<w:ftr xmlns:wpc="http://schemas.microsoft.com/office/word/2010/wordprocessingCanvas" xmlns:cx="http://schemas.microsoft.com/office/drawing/2014/chartex" xmlns:cx1="http://schemas.microsoft.com/office/drawing/2015/9/8/chartex" xmlns:cx2="http://schemas.microsoft.com/office/drawing/2015/10/21/chartex" xmlns:cx3="http://schemas.microsoft.com/office/drawing/2016/5/9/chartex" xmlns:cx4="http://schemas.microsoft.com/office/drawing/2016/5/10/chartex" xmlns:cx5="http://schemas.microsoft.com/office/drawing/2016/5/11/chartex" xmlns:cx6="http://schemas.microsoft.com/office/drawing/2016/5/12/chartex" xmlns:cx7="http://schemas.microsoft.com/office/drawing/2016/5/13/chartex" xmlns:cx8="http://schemas.microsoft.com/office/drawing/2016/5/14/chartex" xmlns:mc="http://schemas.openxmlformats.org/markup-compatibility/2006" xmlns:aink="http://schemas.microsoft.com/office/drawing/2016/ink" xmlns:am3d="http://schemas.microsoft.com/office/drawing/2017/model3d" xmlns:o="urn:schemas-microsoft-com:office:office" xmlns:r="http://schemas.openxmlformats.org/officeDocument/2006/relationships" xmlns:m="http://schemas.openxmlformats.org/officeDocument/2006/math" xmlns:v="urn:schemas-microsoft-com:vml" xmlns:wp14="http://schemas.microsoft.com/office/word/2010/wordprocessingDrawing" xmlns:wp="http://schemas.openxmlformats.org/drawingml/2006/wordprocessingDrawing" xmlns:w10="urn:schemas-microsoft-com:office:word" xmlns:w="http://schemas.openxmlformats.org/wordprocessingml/2006/main" xmlns:w14="http://schemas.microsoft.com/office/word/2010/wordml" xmlns:w15="http://schemas.microsoft.com/office/word/2012/wordml" xmlns:w16cid="http://schemas.microsoft.com/office/word/2016/wordml/cid" xmlns:w16se="http://schemas.microsoft.com/office/word/2015/wordml/symex" xmlns:wpg="http://schemas.microsoft.com/office/word/2010/wordprocessingGroup" xmlns:wpi="http://schemas.microsoft.com/office/word/2010/wordprocessingInk" xmlns:wne="http://schemas.microsoft.com/office/word/2006/wordml" xmlns:wps="http://schemas.microsoft.com/office/word/2010/wordprocessingShape" mc:Ignorable="w14 w15 w16se w16cid wp14">
+<w:ftr xmlns:wpc="http://schemas.microsoft.com/office/word/2010/wordprocessingCanvas" xmlns:cx="http://schemas.microsoft.com/office/drawing/2014/chartex" xmlns:cx1="http://schemas.microsoft.com/office/drawing/2015/9/8/chartex" xmlns:cx2="http://schemas.microsoft.com/office/drawing/2015/10/21/chartex" xmlns:cx3="http://schemas.microsoft.com/office/drawing/2016/5/9/chartex" xmlns:cx4="http://schemas.microsoft.com/office/drawing/2016/5/10/chartex" xmlns:cx5="http://schemas.microsoft.com/office/drawing/2016/5/11/chartex" xmlns:cx6="http://schemas.microsoft.com/office/drawing/2016/5/12/chartex" xmlns:cx7="http://schemas.microsoft.com/office/drawing/2016/5/13/chartex" xmlns:cx8="http://schemas.microsoft.com/office/drawing/2016/5/14/chartex" xmlns:mc="http://schemas.openxmlformats.org/markup-compatibility/2006" xmlns:aink="http://schemas.microsoft.com/office/drawing/2016/ink" xmlns:am3d="http://schemas.microsoft.com/office/drawing/2017/model3d" xmlns:o="urn:schemas-microsoft-com:office:office" xmlns:oel="http://schemas.microsoft.com/office/2019/extlst" xmlns:r="http://schemas.openxmlformats.org/officeDocument/2006/relationships" xmlns:m="http://schemas.openxmlformats.org/officeDocument/2006/math" xmlns:v="urn:schemas-microsoft-com:vml" xmlns:wp14="http://schemas.microsoft.com/office/word/2010/wordprocessingDrawing" xmlns:wp="http://schemas.openxmlformats.org/drawingml/2006/wordprocessingDrawing" xmlns:w10="urn:schemas-microsoft-com:office:word" xmlns:w="http://schemas.openxmlformats.org/wordprocessingml/2006/main" xmlns:w14="http://schemas.microsoft.com/office/word/2010/wordml" xmlns:w15="http://schemas.microsoft.com/office/word/2012/wordml" xmlns:w16cex="http://schemas.microsoft.com/office/word/2018/wordml/cex" xmlns:w16cid="http://schemas.microsoft.com/office/word/2016/wordml/cid" xmlns:w16="http://schemas.microsoft.com/office/word/2018/wordml" xmlns:w16du="http://schemas.microsoft.com/office/word/2023/wordml/word16du" xmlns:w16sdtdh="http://schemas.microsoft.com/office/word/2020/wordml/sdtdatahash" xmlns:w16sdtfl="http://schemas.microsoft.com/office/word/2024/wordml/sdtformatlock" xmlns:w16se="http://schemas.microsoft.com/office/word/2015/wordml/symex" xmlns:wpg="http://schemas.microsoft.com/office/word/2010/wordprocessingGroup" xmlns:wpi="http://schemas.microsoft.com/office/word/2010/wordprocessingInk" xmlns:wne="http://schemas.microsoft.com/office/word/2006/wordml" xmlns:wps="http://schemas.microsoft.com/office/word/2010/wordprocessingShape" mc:Ignorable="w14 w15 w16se w16cid w16 w16cex w16sdtdh w16sdtfl w16du wp14">
+  <w:p>
+    <w:pPr>
+      <w:pStyle w:val="Pidipagina"/>
+    </w:pPr>
+  </w:p>
+</w:ftr>
+</file>
+
+<file path=word/footer2.xml><?xml version="1.0" encoding="utf-8"?>
+<w:ftr xmlns:wpc="http://schemas.microsoft.com/office/word/2010/wordprocessingCanvas" xmlns:cx="http://schemas.microsoft.com/office/drawing/2014/chartex" xmlns:cx1="http://schemas.microsoft.com/office/drawing/2015/9/8/chartex" xmlns:cx2="http://schemas.microsoft.com/office/drawing/2015/10/21/chartex" xmlns:cx3="http://schemas.microsoft.com/office/drawing/2016/5/9/chartex" xmlns:cx4="http://schemas.microsoft.com/office/drawing/2016/5/10/chartex" xmlns:cx5="http://schemas.microsoft.com/office/drawing/2016/5/11/chartex" xmlns:cx6="http://schemas.microsoft.com/office/drawing/2016/5/12/chartex" xmlns:cx7="http://schemas.microsoft.com/office/drawing/2016/5/13/chartex" xmlns:cx8="http://schemas.microsoft.com/office/drawing/2016/5/14/chartex" xmlns:mc="http://schemas.openxmlformats.org/markup-compatibility/2006" xmlns:aink="http://schemas.microsoft.com/office/drawing/2016/ink" xmlns:am3d="http://schemas.microsoft.com/office/drawing/2017/model3d" xmlns:o="urn:schemas-microsoft-com:office:office" xmlns:oel="http://schemas.microsoft.com/office/2019/extlst" xmlns:r="http://schemas.openxmlformats.org/officeDocument/2006/relationships" xmlns:m="http://schemas.openxmlformats.org/officeDocument/2006/math" xmlns:v="urn:schemas-microsoft-com:vml" xmlns:wp14="http://schemas.microsoft.com/office/word/2010/wordprocessingDrawing" xmlns:wp="http://schemas.openxmlformats.org/drawingml/2006/wordprocessingDrawing" xmlns:w10="urn:schemas-microsoft-com:office:word" xmlns:w="http://schemas.openxmlformats.org/wordprocessingml/2006/main" xmlns:w14="http://schemas.microsoft.com/office/word/2010/wordml" xmlns:w15="http://schemas.microsoft.com/office/word/2012/wordml" xmlns:w16cex="http://schemas.microsoft.com/office/word/2018/wordml/cex" xmlns:w16cid="http://schemas.microsoft.com/office/word/2016/wordml/cid" xmlns:w16="http://schemas.microsoft.com/office/word/2018/wordml" xmlns:w16du="http://schemas.microsoft.com/office/word/2023/wordml/word16du" xmlns:w16sdtdh="http://schemas.microsoft.com/office/word/2020/wordml/sdtdatahash" xmlns:w16sdtfl="http://schemas.microsoft.com/office/word/2024/wordml/sdtformatlock" xmlns:w16se="http://schemas.microsoft.com/office/word/2015/wordml/symex" xmlns:wpg="http://schemas.microsoft.com/office/word/2010/wordprocessingGroup" xmlns:wpi="http://schemas.microsoft.com/office/word/2010/wordprocessingInk" xmlns:wne="http://schemas.microsoft.com/office/word/2006/wordml" xmlns:wps="http://schemas.microsoft.com/office/word/2010/wordprocessingShape" mc:Ignorable="w14 w15 w16se w16cid w16 w16cex w16sdtdh w16sdtfl w16du wp14">
   <w:tbl>
     <w:tblPr>
       <w:tblW w:w="10173" w:type="dxa"/>
@@ -9123,7 +10863,7 @@
               <w:sz w:val="16"/>
               <w:szCs w:val="16"/>
             </w:rPr>
-            <w:t>3</w:t>
+            <w:t>8</w:t>
           </w:r>
           <w:r>
             <w:rPr>
@@ -9139,7 +10879,7 @@
               <w:sz w:val="16"/>
               <w:szCs w:val="16"/>
             </w:rPr>
-            <w:t>24</w:t>
+            <w:t>21</w:t>
           </w:r>
           <w:r>
             <w:rPr>
@@ -9147,7 +10887,15 @@
               <w:sz w:val="16"/>
               <w:szCs w:val="16"/>
             </w:rPr>
-            <w:t>/0</w:t>
+            <w:t>/</w:t>
+          </w:r>
+          <w:r>
+            <w:rPr>
+              <w:rFonts w:ascii="Century Gothic" w:hAnsi="Century Gothic"/>
+              <w:sz w:val="16"/>
+              <w:szCs w:val="16"/>
+            </w:rPr>
+            <w:t>0</w:t>
           </w:r>
           <w:r>
             <w:rPr>
@@ -9171,7 +10919,7 @@
               <w:sz w:val="16"/>
               <w:szCs w:val="16"/>
             </w:rPr>
-            <w:t>3</w:t>
+            <w:t>6</w:t>
           </w:r>
           <w:r>
             <w:rPr>
@@ -9288,8 +11036,18 @@
 </w:ftr>
 </file>
 
+<file path=word/footer3.xml><?xml version="1.0" encoding="utf-8"?>
+<w:ftr xmlns:wpc="http://schemas.microsoft.com/office/word/2010/wordprocessingCanvas" xmlns:cx="http://schemas.microsoft.com/office/drawing/2014/chartex" xmlns:cx1="http://schemas.microsoft.com/office/drawing/2015/9/8/chartex" xmlns:cx2="http://schemas.microsoft.com/office/drawing/2015/10/21/chartex" xmlns:cx3="http://schemas.microsoft.com/office/drawing/2016/5/9/chartex" xmlns:cx4="http://schemas.microsoft.com/office/drawing/2016/5/10/chartex" xmlns:cx5="http://schemas.microsoft.com/office/drawing/2016/5/11/chartex" xmlns:cx6="http://schemas.microsoft.com/office/drawing/2016/5/12/chartex" xmlns:cx7="http://schemas.microsoft.com/office/drawing/2016/5/13/chartex" xmlns:cx8="http://schemas.microsoft.com/office/drawing/2016/5/14/chartex" xmlns:mc="http://schemas.openxmlformats.org/markup-compatibility/2006" xmlns:aink="http://schemas.microsoft.com/office/drawing/2016/ink" xmlns:am3d="http://schemas.microsoft.com/office/drawing/2017/model3d" xmlns:o="urn:schemas-microsoft-com:office:office" xmlns:oel="http://schemas.microsoft.com/office/2019/extlst" xmlns:r="http://schemas.openxmlformats.org/officeDocument/2006/relationships" xmlns:m="http://schemas.openxmlformats.org/officeDocument/2006/math" xmlns:v="urn:schemas-microsoft-com:vml" xmlns:wp14="http://schemas.microsoft.com/office/word/2010/wordprocessingDrawing" xmlns:wp="http://schemas.openxmlformats.org/drawingml/2006/wordprocessingDrawing" xmlns:w10="urn:schemas-microsoft-com:office:word" xmlns:w="http://schemas.openxmlformats.org/wordprocessingml/2006/main" xmlns:w14="http://schemas.microsoft.com/office/word/2010/wordml" xmlns:w15="http://schemas.microsoft.com/office/word/2012/wordml" xmlns:w16cex="http://schemas.microsoft.com/office/word/2018/wordml/cex" xmlns:w16cid="http://schemas.microsoft.com/office/word/2016/wordml/cid" xmlns:w16="http://schemas.microsoft.com/office/word/2018/wordml" xmlns:w16du="http://schemas.microsoft.com/office/word/2023/wordml/word16du" xmlns:w16sdtdh="http://schemas.microsoft.com/office/word/2020/wordml/sdtdatahash" xmlns:w16sdtfl="http://schemas.microsoft.com/office/word/2024/wordml/sdtformatlock" xmlns:w16se="http://schemas.microsoft.com/office/word/2015/wordml/symex" xmlns:wpg="http://schemas.microsoft.com/office/word/2010/wordprocessingGroup" xmlns:wpi="http://schemas.microsoft.com/office/word/2010/wordprocessingInk" xmlns:wne="http://schemas.microsoft.com/office/word/2006/wordml" xmlns:wps="http://schemas.microsoft.com/office/word/2010/wordprocessingShape" mc:Ignorable="w14 w15 w16se w16cid w16 w16cex w16sdtdh w16sdtfl w16du wp14">
+  <w:p>
+    <w:pPr>
+      <w:pStyle w:val="Pidipagina"/>
+    </w:pPr>
+  </w:p>
+</w:ftr>
+</file>
+
 <file path=word/footnotes.xml><?xml version="1.0" encoding="utf-8"?>
-<w:footnotes xmlns:wpc="http://schemas.microsoft.com/office/word/2010/wordprocessingCanvas" xmlns:cx="http://schemas.microsoft.com/office/drawing/2014/chartex" xmlns:cx1="http://schemas.microsoft.com/office/drawing/2015/9/8/chartex" xmlns:cx2="http://schemas.microsoft.com/office/drawing/2015/10/21/chartex" xmlns:cx3="http://schemas.microsoft.com/office/drawing/2016/5/9/chartex" xmlns:cx4="http://schemas.microsoft.com/office/drawing/2016/5/10/chartex" xmlns:cx5="http://schemas.microsoft.com/office/drawing/2016/5/11/chartex" xmlns:cx6="http://schemas.microsoft.com/office/drawing/2016/5/12/chartex" xmlns:cx7="http://schemas.microsoft.com/office/drawing/2016/5/13/chartex" xmlns:cx8="http://schemas.microsoft.com/office/drawing/2016/5/14/chartex" xmlns:mc="http://schemas.openxmlformats.org/markup-compatibility/2006" xmlns:aink="http://schemas.microsoft.com/office/drawing/2016/ink" xmlns:am3d="http://schemas.microsoft.com/office/drawing/2017/model3d" xmlns:o="urn:schemas-microsoft-com:office:office" xmlns:r="http://schemas.openxmlformats.org/officeDocument/2006/relationships" xmlns:m="http://schemas.openxmlformats.org/officeDocument/2006/math" xmlns:v="urn:schemas-microsoft-com:vml" xmlns:wp14="http://schemas.microsoft.com/office/word/2010/wordprocessingDrawing" xmlns:wp="http://schemas.openxmlformats.org/drawingml/2006/wordprocessingDrawing" xmlns:w10="urn:schemas-microsoft-com:office:word" xmlns:w="http://schemas.openxmlformats.org/wordprocessingml/2006/main" xmlns:w14="http://schemas.microsoft.com/office/word/2010/wordml" xmlns:w15="http://schemas.microsoft.com/office/word/2012/wordml" xmlns:w16cid="http://schemas.microsoft.com/office/word/2016/wordml/cid" xmlns:w16se="http://schemas.microsoft.com/office/word/2015/wordml/symex" xmlns:wpg="http://schemas.microsoft.com/office/word/2010/wordprocessingGroup" xmlns:wpi="http://schemas.microsoft.com/office/word/2010/wordprocessingInk" xmlns:wne="http://schemas.microsoft.com/office/word/2006/wordml" xmlns:wps="http://schemas.microsoft.com/office/word/2010/wordprocessingShape" mc:Ignorable="w14 w15 w16se w16cid wp14">
+<w:footnotes xmlns:wpc="http://schemas.microsoft.com/office/word/2010/wordprocessingCanvas" xmlns:cx="http://schemas.microsoft.com/office/drawing/2014/chartex" xmlns:cx1="http://schemas.microsoft.com/office/drawing/2015/9/8/chartex" xmlns:cx2="http://schemas.microsoft.com/office/drawing/2015/10/21/chartex" xmlns:cx3="http://schemas.microsoft.com/office/drawing/2016/5/9/chartex" xmlns:cx4="http://schemas.microsoft.com/office/drawing/2016/5/10/chartex" xmlns:cx5="http://schemas.microsoft.com/office/drawing/2016/5/11/chartex" xmlns:cx6="http://schemas.microsoft.com/office/drawing/2016/5/12/chartex" xmlns:cx7="http://schemas.microsoft.com/office/drawing/2016/5/13/chartex" xmlns:cx8="http://schemas.microsoft.com/office/drawing/2016/5/14/chartex" xmlns:mc="http://schemas.openxmlformats.org/markup-compatibility/2006" xmlns:aink="http://schemas.microsoft.com/office/drawing/2016/ink" xmlns:am3d="http://schemas.microsoft.com/office/drawing/2017/model3d" xmlns:o="urn:schemas-microsoft-com:office:office" xmlns:oel="http://schemas.microsoft.com/office/2019/extlst" xmlns:r="http://schemas.openxmlformats.org/officeDocument/2006/relationships" xmlns:m="http://schemas.openxmlformats.org/officeDocument/2006/math" xmlns:v="urn:schemas-microsoft-com:vml" xmlns:wp14="http://schemas.microsoft.com/office/word/2010/wordprocessingDrawing" xmlns:wp="http://schemas.openxmlformats.org/drawingml/2006/wordprocessingDrawing" xmlns:w10="urn:schemas-microsoft-com:office:word" xmlns:w="http://schemas.openxmlformats.org/wordprocessingml/2006/main" xmlns:w14="http://schemas.microsoft.com/office/word/2010/wordml" xmlns:w15="http://schemas.microsoft.com/office/word/2012/wordml" xmlns:w16cex="http://schemas.microsoft.com/office/word/2018/wordml/cex" xmlns:w16cid="http://schemas.microsoft.com/office/word/2016/wordml/cid" xmlns:w16="http://schemas.microsoft.com/office/word/2018/wordml" xmlns:w16du="http://schemas.microsoft.com/office/word/2023/wordml/word16du" xmlns:w16sdtdh="http://schemas.microsoft.com/office/word/2020/wordml/sdtdatahash" xmlns:w16sdtfl="http://schemas.microsoft.com/office/word/2024/wordml/sdtformatlock" xmlns:w16se="http://schemas.microsoft.com/office/word/2015/wordml/symex" xmlns:wpg="http://schemas.microsoft.com/office/word/2010/wordprocessingGroup" xmlns:wpi="http://schemas.microsoft.com/office/word/2010/wordprocessingInk" xmlns:wne="http://schemas.microsoft.com/office/word/2006/wordml" xmlns:wps="http://schemas.microsoft.com/office/word/2010/wordprocessingShape" mc:Ignorable="w14 w15 w16se w16cid w16 w16cex w16sdtdh w16sdtfl w16du wp14">
   <w:footnote w:type="separator" w:id="-1">
     <w:p>
       <w:r>
@@ -9308,7 +11066,17 @@
 </file>
 
 <file path=word/header1.xml><?xml version="1.0" encoding="utf-8"?>
-<w:hdr xmlns:wpc="http://schemas.microsoft.com/office/word/2010/wordprocessingCanvas" xmlns:cx="http://schemas.microsoft.com/office/drawing/2014/chartex" xmlns:cx1="http://schemas.microsoft.com/office/drawing/2015/9/8/chartex" xmlns:cx2="http://schemas.microsoft.com/office/drawing/2015/10/21/chartex" xmlns:cx3="http://schemas.microsoft.com/office/drawing/2016/5/9/chartex" xmlns:cx4="http://schemas.microsoft.com/office/drawing/2016/5/10/chartex" xmlns:cx5="http://schemas.microsoft.com/office/drawing/2016/5/11/chartex" xmlns:cx6="http://schemas.microsoft.com/office/drawing/2016/5/12/chartex" xmlns:cx7="http://schemas.microsoft.com/office/drawing/2016/5/13/chartex" xmlns:cx8="http://schemas.microsoft.com/office/drawing/2016/5/14/chartex" xmlns:mc="http://schemas.openxmlformats.org/markup-compatibility/2006" xmlns:aink="http://schemas.microsoft.com/office/drawing/2016/ink" xmlns:am3d="http://schemas.microsoft.com/office/drawing/2017/model3d" xmlns:o="urn:schemas-microsoft-com:office:office" xmlns:r="http://schemas.openxmlformats.org/officeDocument/2006/relationships" xmlns:m="http://schemas.openxmlformats.org/officeDocument/2006/math" xmlns:v="urn:schemas-microsoft-com:vml" xmlns:wp14="http://schemas.microsoft.com/office/word/2010/wordprocessingDrawing" xmlns:wp="http://schemas.openxmlformats.org/drawingml/2006/wordprocessingDrawing" xmlns:w10="urn:schemas-microsoft-com:office:word" xmlns:w="http://schemas.openxmlformats.org/wordprocessingml/2006/main" xmlns:w14="http://schemas.microsoft.com/office/word/2010/wordml" xmlns:w15="http://schemas.microsoft.com/office/word/2012/wordml" xmlns:w16cid="http://schemas.microsoft.com/office/word/2016/wordml/cid" xmlns:w16se="http://schemas.microsoft.com/office/word/2015/wordml/symex" xmlns:wpg="http://schemas.microsoft.com/office/word/2010/wordprocessingGroup" xmlns:wpi="http://schemas.microsoft.com/office/word/2010/wordprocessingInk" xmlns:wne="http://schemas.microsoft.com/office/word/2006/wordml" xmlns:wps="http://schemas.microsoft.com/office/word/2010/wordprocessingShape" mc:Ignorable="w14 w15 w16se w16cid wp14">
+<w:hdr xmlns:wpc="http://schemas.microsoft.com/office/word/2010/wordprocessingCanvas" xmlns:cx="http://schemas.microsoft.com/office/drawing/2014/chartex" xmlns:cx1="http://schemas.microsoft.com/office/drawing/2015/9/8/chartex" xmlns:cx2="http://schemas.microsoft.com/office/drawing/2015/10/21/chartex" xmlns:cx3="http://schemas.microsoft.com/office/drawing/2016/5/9/chartex" xmlns:cx4="http://schemas.microsoft.com/office/drawing/2016/5/10/chartex" xmlns:cx5="http://schemas.microsoft.com/office/drawing/2016/5/11/chartex" xmlns:cx6="http://schemas.microsoft.com/office/drawing/2016/5/12/chartex" xmlns:cx7="http://schemas.microsoft.com/office/drawing/2016/5/13/chartex" xmlns:cx8="http://schemas.microsoft.com/office/drawing/2016/5/14/chartex" xmlns:mc="http://schemas.openxmlformats.org/markup-compatibility/2006" xmlns:aink="http://schemas.microsoft.com/office/drawing/2016/ink" xmlns:am3d="http://schemas.microsoft.com/office/drawing/2017/model3d" xmlns:o="urn:schemas-microsoft-com:office:office" xmlns:oel="http://schemas.microsoft.com/office/2019/extlst" xmlns:r="http://schemas.openxmlformats.org/officeDocument/2006/relationships" xmlns:m="http://schemas.openxmlformats.org/officeDocument/2006/math" xmlns:v="urn:schemas-microsoft-com:vml" xmlns:wp14="http://schemas.microsoft.com/office/word/2010/wordprocessingDrawing" xmlns:wp="http://schemas.openxmlformats.org/drawingml/2006/wordprocessingDrawing" xmlns:w10="urn:schemas-microsoft-com:office:word" xmlns:w="http://schemas.openxmlformats.org/wordprocessingml/2006/main" xmlns:w14="http://schemas.microsoft.com/office/word/2010/wordml" xmlns:w15="http://schemas.microsoft.com/office/word/2012/wordml" xmlns:w16cex="http://schemas.microsoft.com/office/word/2018/wordml/cex" xmlns:w16cid="http://schemas.microsoft.com/office/word/2016/wordml/cid" xmlns:w16="http://schemas.microsoft.com/office/word/2018/wordml" xmlns:w16du="http://schemas.microsoft.com/office/word/2023/wordml/word16du" xmlns:w16sdtdh="http://schemas.microsoft.com/office/word/2020/wordml/sdtdatahash" xmlns:w16sdtfl="http://schemas.microsoft.com/office/word/2024/wordml/sdtformatlock" xmlns:w16se="http://schemas.microsoft.com/office/word/2015/wordml/symex" xmlns:wpg="http://schemas.microsoft.com/office/word/2010/wordprocessingGroup" xmlns:wpi="http://schemas.microsoft.com/office/word/2010/wordprocessingInk" xmlns:wne="http://schemas.microsoft.com/office/word/2006/wordml" xmlns:wps="http://schemas.microsoft.com/office/word/2010/wordprocessingShape" mc:Ignorable="w14 w15 w16se w16cid w16 w16cex w16sdtdh w16sdtfl w16du wp14">
+  <w:p>
+    <w:pPr>
+      <w:pStyle w:val="Intestazione"/>
+    </w:pPr>
+  </w:p>
+</w:hdr>
+</file>
+
+<file path=word/header2.xml><?xml version="1.0" encoding="utf-8"?>
+<w:hdr xmlns:wpc="http://schemas.microsoft.com/office/word/2010/wordprocessingCanvas" xmlns:cx="http://schemas.microsoft.com/office/drawing/2014/chartex" xmlns:cx1="http://schemas.microsoft.com/office/drawing/2015/9/8/chartex" xmlns:cx2="http://schemas.microsoft.com/office/drawing/2015/10/21/chartex" xmlns:cx3="http://schemas.microsoft.com/office/drawing/2016/5/9/chartex" xmlns:cx4="http://schemas.microsoft.com/office/drawing/2016/5/10/chartex" xmlns:cx5="http://schemas.microsoft.com/office/drawing/2016/5/11/chartex" xmlns:cx6="http://schemas.microsoft.com/office/drawing/2016/5/12/chartex" xmlns:cx7="http://schemas.microsoft.com/office/drawing/2016/5/13/chartex" xmlns:cx8="http://schemas.microsoft.com/office/drawing/2016/5/14/chartex" xmlns:mc="http://schemas.openxmlformats.org/markup-compatibility/2006" xmlns:aink="http://schemas.microsoft.com/office/drawing/2016/ink" xmlns:am3d="http://schemas.microsoft.com/office/drawing/2017/model3d" xmlns:o="urn:schemas-microsoft-com:office:office" xmlns:oel="http://schemas.microsoft.com/office/2019/extlst" xmlns:r="http://schemas.openxmlformats.org/officeDocument/2006/relationships" xmlns:m="http://schemas.openxmlformats.org/officeDocument/2006/math" xmlns:v="urn:schemas-microsoft-com:vml" xmlns:wp14="http://schemas.microsoft.com/office/word/2010/wordprocessingDrawing" xmlns:wp="http://schemas.openxmlformats.org/drawingml/2006/wordprocessingDrawing" xmlns:w10="urn:schemas-microsoft-com:office:word" xmlns:w="http://schemas.openxmlformats.org/wordprocessingml/2006/main" xmlns:w14="http://schemas.microsoft.com/office/word/2010/wordml" xmlns:w15="http://schemas.microsoft.com/office/word/2012/wordml" xmlns:w16cex="http://schemas.microsoft.com/office/word/2018/wordml/cex" xmlns:w16cid="http://schemas.microsoft.com/office/word/2016/wordml/cid" xmlns:w16="http://schemas.microsoft.com/office/word/2018/wordml" xmlns:w16du="http://schemas.microsoft.com/office/word/2023/wordml/word16du" xmlns:w16sdtdh="http://schemas.microsoft.com/office/word/2020/wordml/sdtdatahash" xmlns:w16sdtfl="http://schemas.microsoft.com/office/word/2024/wordml/sdtformatlock" xmlns:w16se="http://schemas.microsoft.com/office/word/2015/wordml/symex" xmlns:wpg="http://schemas.microsoft.com/office/word/2010/wordprocessingGroup" xmlns:wpi="http://schemas.microsoft.com/office/word/2010/wordprocessingInk" xmlns:wne="http://schemas.microsoft.com/office/word/2006/wordml" xmlns:wps="http://schemas.microsoft.com/office/word/2010/wordprocessingShape" mc:Ignorable="w14 w15 w16se w16cid w16 w16cex w16sdtdh w16sdtfl w16du wp14">
   <w:p>
     <w:pPr>
       <w:tabs>
@@ -9374,8 +11142,18 @@
 </w:hdr>
 </file>
 
+<file path=word/header3.xml><?xml version="1.0" encoding="utf-8"?>
+<w:hdr xmlns:wpc="http://schemas.microsoft.com/office/word/2010/wordprocessingCanvas" xmlns:cx="http://schemas.microsoft.com/office/drawing/2014/chartex" xmlns:cx1="http://schemas.microsoft.com/office/drawing/2015/9/8/chartex" xmlns:cx2="http://schemas.microsoft.com/office/drawing/2015/10/21/chartex" xmlns:cx3="http://schemas.microsoft.com/office/drawing/2016/5/9/chartex" xmlns:cx4="http://schemas.microsoft.com/office/drawing/2016/5/10/chartex" xmlns:cx5="http://schemas.microsoft.com/office/drawing/2016/5/11/chartex" xmlns:cx6="http://schemas.microsoft.com/office/drawing/2016/5/12/chartex" xmlns:cx7="http://schemas.microsoft.com/office/drawing/2016/5/13/chartex" xmlns:cx8="http://schemas.microsoft.com/office/drawing/2016/5/14/chartex" xmlns:mc="http://schemas.openxmlformats.org/markup-compatibility/2006" xmlns:aink="http://schemas.microsoft.com/office/drawing/2016/ink" xmlns:am3d="http://schemas.microsoft.com/office/drawing/2017/model3d" xmlns:o="urn:schemas-microsoft-com:office:office" xmlns:oel="http://schemas.microsoft.com/office/2019/extlst" xmlns:r="http://schemas.openxmlformats.org/officeDocument/2006/relationships" xmlns:m="http://schemas.openxmlformats.org/officeDocument/2006/math" xmlns:v="urn:schemas-microsoft-com:vml" xmlns:wp14="http://schemas.microsoft.com/office/word/2010/wordprocessingDrawing" xmlns:wp="http://schemas.openxmlformats.org/drawingml/2006/wordprocessingDrawing" xmlns:w10="urn:schemas-microsoft-com:office:word" xmlns:w="http://schemas.openxmlformats.org/wordprocessingml/2006/main" xmlns:w14="http://schemas.microsoft.com/office/word/2010/wordml" xmlns:w15="http://schemas.microsoft.com/office/word/2012/wordml" xmlns:w16cex="http://schemas.microsoft.com/office/word/2018/wordml/cex" xmlns:w16cid="http://schemas.microsoft.com/office/word/2016/wordml/cid" xmlns:w16="http://schemas.microsoft.com/office/word/2018/wordml" xmlns:w16du="http://schemas.microsoft.com/office/word/2023/wordml/word16du" xmlns:w16sdtdh="http://schemas.microsoft.com/office/word/2020/wordml/sdtdatahash" xmlns:w16sdtfl="http://schemas.microsoft.com/office/word/2024/wordml/sdtformatlock" xmlns:w16se="http://schemas.microsoft.com/office/word/2015/wordml/symex" xmlns:wpg="http://schemas.microsoft.com/office/word/2010/wordprocessingGroup" xmlns:wpi="http://schemas.microsoft.com/office/word/2010/wordprocessingInk" xmlns:wne="http://schemas.microsoft.com/office/word/2006/wordml" xmlns:wps="http://schemas.microsoft.com/office/word/2010/wordprocessingShape" mc:Ignorable="w14 w15 w16se w16cid w16 w16cex w16sdtdh w16sdtfl w16du wp14">
+  <w:p>
+    <w:pPr>
+      <w:pStyle w:val="Intestazione"/>
+    </w:pPr>
+  </w:p>
+</w:hdr>
+</file>
+
 <file path=word/numbering.xml><?xml version="1.0" encoding="utf-8"?>
-<w:numbering xmlns:wpc="http://schemas.microsoft.com/office/word/2010/wordprocessingCanvas" xmlns:cx="http://schemas.microsoft.com/office/drawing/2014/chartex" xmlns:cx1="http://schemas.microsoft.com/office/drawing/2015/9/8/chartex" xmlns:cx2="http://schemas.microsoft.com/office/drawing/2015/10/21/chartex" xmlns:cx3="http://schemas.microsoft.com/office/drawing/2016/5/9/chartex" xmlns:cx4="http://schemas.microsoft.com/office/drawing/2016/5/10/chartex" xmlns:cx5="http://schemas.microsoft.com/office/drawing/2016/5/11/chartex" xmlns:cx6="http://schemas.microsoft.com/office/drawing/2016/5/12/chartex" xmlns:cx7="http://schemas.microsoft.com/office/drawing/2016/5/13/chartex" xmlns:cx8="http://schemas.microsoft.com/office/drawing/2016/5/14/chartex" xmlns:mc="http://schemas.openxmlformats.org/markup-compatibility/2006" xmlns:aink="http://schemas.microsoft.com/office/drawing/2016/ink" xmlns:am3d="http://schemas.microsoft.com/office/drawing/2017/model3d" xmlns:o="urn:schemas-microsoft-com:office:office" xmlns:r="http://schemas.openxmlformats.org/officeDocument/2006/relationships" xmlns:m="http://schemas.openxmlformats.org/officeDocument/2006/math" xmlns:v="urn:schemas-microsoft-com:vml" xmlns:wp14="http://schemas.microsoft.com/office/word/2010/wordprocessingDrawing" xmlns:wp="http://schemas.openxmlformats.org/drawingml/2006/wordprocessingDrawing" xmlns:w10="urn:schemas-microsoft-com:office:word" xmlns:w="http://schemas.openxmlformats.org/wordprocessingml/2006/main" xmlns:w14="http://schemas.microsoft.com/office/word/2010/wordml" xmlns:w15="http://schemas.microsoft.com/office/word/2012/wordml" xmlns:w16cid="http://schemas.microsoft.com/office/word/2016/wordml/cid" xmlns:w16se="http://schemas.microsoft.com/office/word/2015/wordml/symex" xmlns:wpg="http://schemas.microsoft.com/office/word/2010/wordprocessingGroup" xmlns:wpi="http://schemas.microsoft.com/office/word/2010/wordprocessingInk" xmlns:wne="http://schemas.microsoft.com/office/word/2006/wordml" xmlns:wps="http://schemas.microsoft.com/office/word/2010/wordprocessingShape" mc:Ignorable="w14 w15 w16se w16cid wp14">
+<w:numbering xmlns:wpc="http://schemas.microsoft.com/office/word/2010/wordprocessingCanvas" xmlns:cx="http://schemas.microsoft.com/office/drawing/2014/chartex" xmlns:cx1="http://schemas.microsoft.com/office/drawing/2015/9/8/chartex" xmlns:cx2="http://schemas.microsoft.com/office/drawing/2015/10/21/chartex" xmlns:cx3="http://schemas.microsoft.com/office/drawing/2016/5/9/chartex" xmlns:cx4="http://schemas.microsoft.com/office/drawing/2016/5/10/chartex" xmlns:cx5="http://schemas.microsoft.com/office/drawing/2016/5/11/chartex" xmlns:cx6="http://schemas.microsoft.com/office/drawing/2016/5/12/chartex" xmlns:cx7="http://schemas.microsoft.com/office/drawing/2016/5/13/chartex" xmlns:cx8="http://schemas.microsoft.com/office/drawing/2016/5/14/chartex" xmlns:mc="http://schemas.openxmlformats.org/markup-compatibility/2006" xmlns:aink="http://schemas.microsoft.com/office/drawing/2016/ink" xmlns:am3d="http://schemas.microsoft.com/office/drawing/2017/model3d" xmlns:o="urn:schemas-microsoft-com:office:office" xmlns:oel="http://schemas.microsoft.com/office/2019/extlst" xmlns:r="http://schemas.openxmlformats.org/officeDocument/2006/relationships" xmlns:m="http://schemas.openxmlformats.org/officeDocument/2006/math" xmlns:v="urn:schemas-microsoft-com:vml" xmlns:wp14="http://schemas.microsoft.com/office/word/2010/wordprocessingDrawing" xmlns:wp="http://schemas.openxmlformats.org/drawingml/2006/wordprocessingDrawing" xmlns:w10="urn:schemas-microsoft-com:office:word" xmlns:w="http://schemas.openxmlformats.org/wordprocessingml/2006/main" xmlns:w14="http://schemas.microsoft.com/office/word/2010/wordml" xmlns:w15="http://schemas.microsoft.com/office/word/2012/wordml" xmlns:w16cex="http://schemas.microsoft.com/office/word/2018/wordml/cex" xmlns:w16cid="http://schemas.microsoft.com/office/word/2016/wordml/cid" xmlns:w16="http://schemas.microsoft.com/office/word/2018/wordml" xmlns:w16du="http://schemas.microsoft.com/office/word/2023/wordml/word16du" xmlns:w16sdtdh="http://schemas.microsoft.com/office/word/2020/wordml/sdtdatahash" xmlns:w16sdtfl="http://schemas.microsoft.com/office/word/2024/wordml/sdtformatlock" xmlns:w16se="http://schemas.microsoft.com/office/word/2015/wordml/symex" xmlns:wpg="http://schemas.microsoft.com/office/word/2010/wordprocessingGroup" xmlns:wpi="http://schemas.microsoft.com/office/word/2010/wordprocessingInk" xmlns:wne="http://schemas.microsoft.com/office/word/2006/wordml" xmlns:wps="http://schemas.microsoft.com/office/word/2010/wordprocessingShape" mc:Ignorable="w14 w15 w16se w16cid w16 w16cex w16sdtdh w16sdtfl w16du wp14">
   <w:abstractNum w:abstractNumId="0" w15:restartNumberingAfterBreak="0">
     <w:nsid w:val="01B22C66"/>
     <w:multiLevelType w:val="hybridMultilevel"/>
@@ -11866,6 +13644,119 @@
     </w:lvl>
   </w:abstractNum>
   <w:abstractNum w:abstractNumId="20" w15:restartNumberingAfterBreak="0">
+    <w:nsid w:val="54E04DBE"/>
+    <w:multiLevelType w:val="hybridMultilevel"/>
+    <w:tmpl w:val="6BC60884"/>
+    <w:lvl w:ilvl="0" w:tplc="04100001">
+      <w:start w:val="1"/>
+      <w:numFmt w:val="bullet"/>
+      <w:lvlText w:val=""/>
+      <w:lvlJc w:val="left"/>
+      <w:pPr>
+        <w:ind w:left="1579" w:hanging="360"/>
+      </w:pPr>
+      <w:rPr>
+        <w:rFonts w:ascii="Symbol" w:hAnsi="Symbol" w:hint="default"/>
+      </w:rPr>
+    </w:lvl>
+    <w:lvl w:ilvl="1" w:tplc="04100003" w:tentative="1">
+      <w:start w:val="1"/>
+      <w:numFmt w:val="bullet"/>
+      <w:lvlText w:val="o"/>
+      <w:lvlJc w:val="left"/>
+      <w:pPr>
+        <w:ind w:left="2299" w:hanging="360"/>
+      </w:pPr>
+      <w:rPr>
+        <w:rFonts w:ascii="Courier New" w:hAnsi="Courier New" w:cs="Courier New" w:hint="default"/>
+      </w:rPr>
+    </w:lvl>
+    <w:lvl w:ilvl="2" w:tplc="04100005" w:tentative="1">
+      <w:start w:val="1"/>
+      <w:numFmt w:val="bullet"/>
+      <w:lvlText w:val=""/>
+      <w:lvlJc w:val="left"/>
+      <w:pPr>
+        <w:ind w:left="3019" w:hanging="360"/>
+      </w:pPr>
+      <w:rPr>
+        <w:rFonts w:ascii="Wingdings" w:hAnsi="Wingdings" w:hint="default"/>
+      </w:rPr>
+    </w:lvl>
+    <w:lvl w:ilvl="3" w:tplc="04100001" w:tentative="1">
+      <w:start w:val="1"/>
+      <w:numFmt w:val="bullet"/>
+      <w:lvlText w:val=""/>
+      <w:lvlJc w:val="left"/>
+      <w:pPr>
+        <w:ind w:left="3739" w:hanging="360"/>
+      </w:pPr>
+      <w:rPr>
+        <w:rFonts w:ascii="Symbol" w:hAnsi="Symbol" w:hint="default"/>
+      </w:rPr>
+    </w:lvl>
+    <w:lvl w:ilvl="4" w:tplc="04100003" w:tentative="1">
+      <w:start w:val="1"/>
+      <w:numFmt w:val="bullet"/>
+      <w:lvlText w:val="o"/>
+      <w:lvlJc w:val="left"/>
+      <w:pPr>
+        <w:ind w:left="4459" w:hanging="360"/>
+      </w:pPr>
+      <w:rPr>
+        <w:rFonts w:ascii="Courier New" w:hAnsi="Courier New" w:cs="Courier New" w:hint="default"/>
+      </w:rPr>
+    </w:lvl>
+    <w:lvl w:ilvl="5" w:tplc="04100005" w:tentative="1">
+      <w:start w:val="1"/>
+      <w:numFmt w:val="bullet"/>
+      <w:lvlText w:val=""/>
+      <w:lvlJc w:val="left"/>
+      <w:pPr>
+        <w:ind w:left="5179" w:hanging="360"/>
+      </w:pPr>
+      <w:rPr>
+        <w:rFonts w:ascii="Wingdings" w:hAnsi="Wingdings" w:hint="default"/>
+      </w:rPr>
+    </w:lvl>
+    <w:lvl w:ilvl="6" w:tplc="04100001" w:tentative="1">
+      <w:start w:val="1"/>
+      <w:numFmt w:val="bullet"/>
+      <w:lvlText w:val=""/>
+      <w:lvlJc w:val="left"/>
+      <w:pPr>
+        <w:ind w:left="5899" w:hanging="360"/>
+      </w:pPr>
+      <w:rPr>
+        <w:rFonts w:ascii="Symbol" w:hAnsi="Symbol" w:hint="default"/>
+      </w:rPr>
+    </w:lvl>
+    <w:lvl w:ilvl="7" w:tplc="04100003" w:tentative="1">
+      <w:start w:val="1"/>
+      <w:numFmt w:val="bullet"/>
+      <w:lvlText w:val="o"/>
+      <w:lvlJc w:val="left"/>
+      <w:pPr>
+        <w:ind w:left="6619" w:hanging="360"/>
+      </w:pPr>
+      <w:rPr>
+        <w:rFonts w:ascii="Courier New" w:hAnsi="Courier New" w:cs="Courier New" w:hint="default"/>
+      </w:rPr>
+    </w:lvl>
+    <w:lvl w:ilvl="8" w:tplc="04100005" w:tentative="1">
+      <w:start w:val="1"/>
+      <w:numFmt w:val="bullet"/>
+      <w:lvlText w:val=""/>
+      <w:lvlJc w:val="left"/>
+      <w:pPr>
+        <w:ind w:left="7339" w:hanging="360"/>
+      </w:pPr>
+      <w:rPr>
+        <w:rFonts w:ascii="Wingdings" w:hAnsi="Wingdings" w:hint="default"/>
+      </w:rPr>
+    </w:lvl>
+  </w:abstractNum>
+  <w:abstractNum w:abstractNumId="21" w15:restartNumberingAfterBreak="0">
     <w:nsid w:val="58114C8B"/>
     <w:multiLevelType w:val="hybridMultilevel"/>
     <w:tmpl w:val="C74EAD5C"/>
@@ -11981,7 +13872,7 @@
       </w:pPr>
     </w:lvl>
   </w:abstractNum>
-  <w:abstractNum w:abstractNumId="21" w15:restartNumberingAfterBreak="0">
+  <w:abstractNum w:abstractNumId="22" w15:restartNumberingAfterBreak="0">
     <w:nsid w:val="631D105C"/>
     <w:multiLevelType w:val="hybridMultilevel"/>
     <w:tmpl w:val="492693FA"/>
@@ -12093,7 +13984,7 @@
       </w:rPr>
     </w:lvl>
   </w:abstractNum>
-  <w:abstractNum w:abstractNumId="22" w15:restartNumberingAfterBreak="0">
+  <w:abstractNum w:abstractNumId="23" w15:restartNumberingAfterBreak="0">
     <w:nsid w:val="6E3237EE"/>
     <w:multiLevelType w:val="hybridMultilevel"/>
     <w:tmpl w:val="3AB495EC"/>
@@ -12209,7 +14100,7 @@
       </w:pPr>
     </w:lvl>
   </w:abstractNum>
-  <w:abstractNum w:abstractNumId="23" w15:restartNumberingAfterBreak="0">
+  <w:abstractNum w:abstractNumId="24" w15:restartNumberingAfterBreak="0">
     <w:nsid w:val="70E9725E"/>
     <w:multiLevelType w:val="hybridMultilevel"/>
     <w:tmpl w:val="A92457C0"/>
@@ -12325,7 +14216,7 @@
       </w:pPr>
     </w:lvl>
   </w:abstractNum>
-  <w:abstractNum w:abstractNumId="24" w15:restartNumberingAfterBreak="0">
+  <w:abstractNum w:abstractNumId="25" w15:restartNumberingAfterBreak="0">
     <w:nsid w:val="74AB0870"/>
     <w:multiLevelType w:val="hybridMultilevel"/>
     <w:tmpl w:val="AAF27E02"/>
@@ -12441,7 +14332,7 @@
       </w:pPr>
     </w:lvl>
   </w:abstractNum>
-  <w:abstractNum w:abstractNumId="25" w15:restartNumberingAfterBreak="0">
+  <w:abstractNum w:abstractNumId="26" w15:restartNumberingAfterBreak="0">
     <w:nsid w:val="758A060B"/>
     <w:multiLevelType w:val="hybridMultilevel"/>
     <w:tmpl w:val="03E25A10"/>
@@ -12554,89 +14445,92 @@
       </w:rPr>
     </w:lvl>
   </w:abstractNum>
-  <w:num w:numId="1">
+  <w:num w:numId="1" w16cid:durableId="8222482">
     <w:abstractNumId w:val="17"/>
   </w:num>
-  <w:num w:numId="2">
+  <w:num w:numId="2" w16cid:durableId="164442931">
     <w:abstractNumId w:val="8"/>
   </w:num>
-  <w:num w:numId="3">
+  <w:num w:numId="3" w16cid:durableId="1681731954">
     <w:abstractNumId w:val="13"/>
   </w:num>
-  <w:num w:numId="4">
+  <w:num w:numId="4" w16cid:durableId="1363900277">
     <w:abstractNumId w:val="4"/>
   </w:num>
-  <w:num w:numId="5">
+  <w:num w:numId="5" w16cid:durableId="660960745">
     <w:abstractNumId w:val="14"/>
   </w:num>
-  <w:num w:numId="6">
+  <w:num w:numId="6" w16cid:durableId="1701932371">
     <w:abstractNumId w:val="11"/>
   </w:num>
-  <w:num w:numId="7">
+  <w:num w:numId="7" w16cid:durableId="1744180647">
     <w:abstractNumId w:val="1"/>
   </w:num>
-  <w:num w:numId="8">
+  <w:num w:numId="8" w16cid:durableId="2020036745">
     <w:abstractNumId w:val="9"/>
   </w:num>
-  <w:num w:numId="9">
+  <w:num w:numId="9" w16cid:durableId="1841119876">
     <w:abstractNumId w:val="3"/>
   </w:num>
-  <w:num w:numId="10">
+  <w:num w:numId="10" w16cid:durableId="36515887">
     <w:abstractNumId w:val="7"/>
   </w:num>
-  <w:num w:numId="11">
+  <w:num w:numId="11" w16cid:durableId="1154643245">
     <w:abstractNumId w:val="16"/>
   </w:num>
-  <w:num w:numId="12">
+  <w:num w:numId="12" w16cid:durableId="1431971573">
     <w:abstractNumId w:val="19"/>
   </w:num>
-  <w:num w:numId="13">
+  <w:num w:numId="13" w16cid:durableId="1492139073">
     <w:abstractNumId w:val="15"/>
   </w:num>
-  <w:num w:numId="14">
+  <w:num w:numId="14" w16cid:durableId="969215239">
     <w:abstractNumId w:val="18"/>
   </w:num>
-  <w:num w:numId="15">
+  <w:num w:numId="15" w16cid:durableId="381292878">
     <w:abstractNumId w:val="12"/>
   </w:num>
-  <w:num w:numId="16">
+  <w:num w:numId="16" w16cid:durableId="867450446">
+    <w:abstractNumId w:val="24"/>
+  </w:num>
+  <w:num w:numId="17" w16cid:durableId="1666938301">
+    <w:abstractNumId w:val="25"/>
+  </w:num>
+  <w:num w:numId="18" w16cid:durableId="989939924">
+    <w:abstractNumId w:val="21"/>
+  </w:num>
+  <w:num w:numId="19" w16cid:durableId="1778132788">
+    <w:abstractNumId w:val="5"/>
+  </w:num>
+  <w:num w:numId="20" w16cid:durableId="87120112">
+    <w:abstractNumId w:val="10"/>
+  </w:num>
+  <w:num w:numId="21" w16cid:durableId="502546104">
     <w:abstractNumId w:val="23"/>
   </w:num>
-  <w:num w:numId="17">
-    <w:abstractNumId w:val="24"/>
+  <w:num w:numId="22" w16cid:durableId="1073771551">
+    <w:abstractNumId w:val="6"/>
   </w:num>
-  <w:num w:numId="18">
-    <w:abstractNumId w:val="20"/>
+  <w:num w:numId="23" w16cid:durableId="681012069">
+    <w:abstractNumId w:val="2"/>
   </w:num>
-  <w:num w:numId="19">
-    <w:abstractNumId w:val="5"/>
-  </w:num>
-  <w:num w:numId="20">
-    <w:abstractNumId w:val="10"/>
-  </w:num>
-  <w:num w:numId="21">
+  <w:num w:numId="24" w16cid:durableId="906039775">
     <w:abstractNumId w:val="22"/>
   </w:num>
-  <w:num w:numId="22">
-    <w:abstractNumId w:val="6"/>
-  </w:num>
-  <w:num w:numId="23">
-    <w:abstractNumId w:val="2"/>
-  </w:num>
-  <w:num w:numId="24">
-    <w:abstractNumId w:val="21"/>
-  </w:num>
-  <w:num w:numId="25">
+  <w:num w:numId="25" w16cid:durableId="248663139">
     <w:abstractNumId w:val="0"/>
   </w:num>
-  <w:num w:numId="26">
-    <w:abstractNumId w:val="25"/>
+  <w:num w:numId="26" w16cid:durableId="564148463">
+    <w:abstractNumId w:val="26"/>
+  </w:num>
+  <w:num w:numId="27" w16cid:durableId="853149799">
+    <w:abstractNumId w:val="20"/>
   </w:num>
 </w:numbering>
 </file>
 
 <file path=word/styles.xml><?xml version="1.0" encoding="utf-8"?>
-<w:styles xmlns:mc="http://schemas.openxmlformats.org/markup-compatibility/2006" xmlns:r="http://schemas.openxmlformats.org/officeDocument/2006/relationships" xmlns:w="http://schemas.openxmlformats.org/wordprocessingml/2006/main" xmlns:w14="http://schemas.microsoft.com/office/word/2010/wordml" xmlns:w15="http://schemas.microsoft.com/office/word/2012/wordml" xmlns:w16cid="http://schemas.microsoft.com/office/word/2016/wordml/cid" xmlns:w16se="http://schemas.microsoft.com/office/word/2015/wordml/symex" mc:Ignorable="w14 w15 w16se w16cid">
+<w:styles xmlns:mc="http://schemas.openxmlformats.org/markup-compatibility/2006" xmlns:r="http://schemas.openxmlformats.org/officeDocument/2006/relationships" xmlns:w="http://schemas.openxmlformats.org/wordprocessingml/2006/main" xmlns:w14="http://schemas.microsoft.com/office/word/2010/wordml" xmlns:w15="http://schemas.microsoft.com/office/word/2012/wordml" xmlns:w16cex="http://schemas.microsoft.com/office/word/2018/wordml/cex" xmlns:w16cid="http://schemas.microsoft.com/office/word/2016/wordml/cid" xmlns:w16="http://schemas.microsoft.com/office/word/2018/wordml" xmlns:w16du="http://schemas.microsoft.com/office/word/2023/wordml/word16du" xmlns:w16sdtdh="http://schemas.microsoft.com/office/word/2020/wordml/sdtdatahash" xmlns:w16sdtfl="http://schemas.microsoft.com/office/word/2024/wordml/sdtformatlock" xmlns:w16se="http://schemas.microsoft.com/office/word/2015/wordml/symex" mc:Ignorable="w14 w15 w16se w16cid w16 w16cex w16sdtdh w16sdtfl w16du">
   <w:docDefaults>
     <w:rPrDefault>
       <w:rPr>
@@ -12646,7 +14540,7 @@
     </w:rPrDefault>
     <w:pPrDefault/>
   </w:docDefaults>
-  <w:latentStyles w:defLockedState="0" w:defUIPriority="99" w:defSemiHidden="0" w:defUnhideWhenUsed="0" w:defQFormat="0" w:count="375">
+  <w:latentStyles w:defLockedState="0" w:defUIPriority="99" w:defSemiHidden="0" w:defUnhideWhenUsed="0" w:defQFormat="0" w:count="376">
     <w:lsdException w:name="Normal" w:uiPriority="0" w:qFormat="1"/>
     <w:lsdException w:name="heading 1" w:uiPriority="9" w:qFormat="1"/>
     <w:lsdException w:name="heading 2" w:uiPriority="9" w:qFormat="1"/>
@@ -13022,6 +14916,7 @@
     <w:lsdException w:name="Smart Hyperlink" w:semiHidden="1" w:unhideWhenUsed="1"/>
     <w:lsdException w:name="Hashtag" w:semiHidden="1" w:unhideWhenUsed="1"/>
     <w:lsdException w:name="Unresolved Mention" w:semiHidden="1" w:unhideWhenUsed="1"/>
+    <w:lsdException w:name="Smart Link" w:semiHidden="1" w:unhideWhenUsed="1"/>
   </w:latentStyles>
   <w:style w:type="paragraph" w:default="1" w:styleId="Normale">
     <w:name w:val="Normal"/>
